--- a/Collatio/17/3. Rúbrica/Rúbrica 17.docx
+++ b/Collatio/17/3. Rúbrica/Rúbrica 17.docx
@@ -5,20 +5,20 @@
     <w:p>
       <w:pPr>
         <w:rPr>
-          <w:rFonts w:ascii="Garamond" w:hAnsi="Garamond"/>
+          <w:rFonts w:ascii="Brill" w:hAnsi="Brill"/>
           <w:lang w:val="es-ES"/>
         </w:rPr>
       </w:pPr>
       <w:r>
         <w:rPr>
-          <w:rFonts w:ascii="Garamond" w:hAnsi="Garamond"/>
+          <w:rFonts w:ascii="Brill" w:hAnsi="Brill"/>
           <w:lang w:val="es-ES"/>
         </w:rPr>
         <w:t xml:space="preserve">Capítulo </w:t>
       </w:r>
       <w:r>
         <w:rPr>
-          <w:rFonts w:ascii="Garamond" w:hAnsi="Garamond"/>
+          <w:rFonts w:ascii="Brill" w:hAnsi="Brill"/>
           <w:smallCaps/>
           <w:lang w:val="es-ES"/>
         </w:rPr>
@@ -26,7 +26,7 @@
       </w:r>
       <w:r>
         <w:rPr>
-          <w:rFonts w:ascii="Garamond" w:hAnsi="Garamond"/>
+          <w:rFonts w:ascii="Brill" w:hAnsi="Brill"/>
           <w:lang w:val="es-ES"/>
         </w:rPr>
         <w:t>. ¿</w:t>
@@ -35,7 +35,7 @@
     <w:p>
       <w:pPr>
         <w:rPr>
-          <w:rFonts w:ascii="Garamond" w:hAnsi="Garamond"/>
+          <w:rFonts w:ascii="Brill" w:hAnsi="Brill"/>
           <w:lang w:val="es-ES"/>
         </w:rPr>
       </w:pPr>
@@ -43,28 +43,28 @@
     <w:p>
       <w:pPr>
         <w:rPr>
-          <w:rFonts w:ascii="Garamond" w:hAnsi="Garamond"/>
+          <w:rFonts w:ascii="Brill" w:hAnsi="Brill"/>
           <w:color w:val="FF0000"/>
           <w:lang w:val="es-ES"/>
         </w:rPr>
       </w:pPr>
       <w:r>
         <w:rPr>
-          <w:rFonts w:ascii="Garamond" w:hAnsi="Garamond"/>
+          <w:rFonts w:ascii="Brill" w:hAnsi="Brill"/>
           <w:lang w:val="es-ES"/>
         </w:rPr>
         <w:t>A: 20v</w:t>
       </w:r>
       <w:r>
         <w:rPr>
-          <w:rFonts w:ascii="Garamond" w:hAnsi="Garamond"/>
+          <w:rFonts w:ascii="Brill" w:hAnsi="Brill"/>
           <w:lang w:val="es-ES"/>
         </w:rPr>
         <w:t>b</w:t>
       </w:r>
       <w:r>
         <w:rPr>
-          <w:rFonts w:ascii="Garamond" w:hAnsi="Garamond"/>
+          <w:rFonts w:ascii="Brill" w:hAnsi="Brill"/>
           <w:color w:val="FF0000"/>
           <w:lang w:val="es-ES"/>
         </w:rPr>
@@ -72,15 +72,111 @@
       </w:r>
       <w:r>
         <w:rPr>
-          <w:rFonts w:ascii="Garamond" w:hAnsi="Garamond"/>
-          <w:color w:val="FF0000"/>
-          <w:lang w:val="es-ES"/>
-        </w:rPr>
-        <w:t>Cap</w:t>
-      </w:r>
-      <w:r>
-        <w:rPr>
-          <w:rFonts w:ascii="Garamond" w:hAnsi="Garamond"/>
+          <w:rFonts w:ascii="Brill" w:hAnsi="Brill"/>
+          <w:color w:val="FF0000"/>
+          <w:lang w:val="es-ES"/>
+        </w:rPr>
+        <w:t xml:space="preserve">Capítulo </w:t>
+      </w:r>
+      <w:r>
+        <w:rPr>
+          <w:rFonts w:ascii="Brill" w:hAnsi="Brill"/>
+          <w:smallCaps/>
+          <w:color w:val="FF0000"/>
+          <w:lang w:val="es-ES"/>
+        </w:rPr>
+        <w:t>xvii</w:t>
+      </w:r>
+      <w:r>
+        <w:rPr>
+          <w:rFonts w:ascii="Brill" w:hAnsi="Brill"/>
+          <w:color w:val="FF0000"/>
+          <w:lang w:val="es-ES"/>
+        </w:rPr>
+        <w:t>.</w:t>
+      </w:r>
+      <w:r>
+        <w:rPr>
+          <w:rFonts w:ascii="Brill" w:hAnsi="Brill"/>
+          <w:color w:val="FF0000"/>
+          <w:lang w:val="es-ES"/>
+        </w:rPr>
+        <w:t xml:space="preserve"> </w:t>
+      </w:r>
+      <w:r>
+        <w:rPr>
+          <w:rFonts w:ascii="Brill" w:hAnsi="Brill"/>
+          <w:color w:val="FF0000"/>
+          <w:lang w:val="es-ES"/>
+        </w:rPr>
+        <w:t>¿P</w:t>
+      </w:r>
+      <w:r>
+        <w:rPr>
+          <w:rFonts w:ascii="Brill" w:hAnsi="Brill"/>
+          <w:color w:val="FF0000"/>
+        </w:rPr>
+        <w:t xml:space="preserve">or qué </w:t>
+      </w:r>
+      <w:r>
+        <w:rPr>
+          <w:rFonts w:ascii="Brill" w:hAnsi="Brill"/>
+          <w:color w:val="FF0000"/>
+          <w:lang w:val="es-ES"/>
+        </w:rPr>
+        <w:t xml:space="preserve">quiso </w:t>
+      </w:r>
+      <w:r>
+        <w:rPr>
+          <w:rFonts w:ascii="Brill" w:hAnsi="Brill"/>
+          <w:color w:val="FF0000"/>
+          <w:lang w:val="es-ES"/>
+        </w:rPr>
+        <w:t>N</w:t>
+      </w:r>
+      <w:r>
+        <w:rPr>
+          <w:rFonts w:ascii="Brill" w:hAnsi="Brill"/>
+          <w:color w:val="FF0000"/>
+          <w:lang w:val="es-ES"/>
+        </w:rPr>
+        <w:t xml:space="preserve">uestro </w:t>
+      </w:r>
+      <w:r>
+        <w:rPr>
+          <w:rFonts w:ascii="Brill" w:hAnsi="Brill"/>
+          <w:color w:val="FF0000"/>
+          <w:lang w:val="es-ES"/>
+        </w:rPr>
+        <w:t>S</w:t>
+      </w:r>
+      <w:r>
+        <w:rPr>
+          <w:rFonts w:ascii="Brill" w:hAnsi="Brill"/>
+          <w:color w:val="FF0000"/>
+          <w:lang w:val="es-ES"/>
+        </w:rPr>
+        <w:t xml:space="preserve">eñor sobir a los cielos estando </w:t>
+      </w:r>
+      <w:r>
+        <w:rPr>
+          <w:rFonts w:ascii="Brill" w:hAnsi="Brill"/>
+          <w:color w:val="FF0000"/>
+          <w:lang w:val="es-ES"/>
+        </w:rPr>
+        <w:t>ý</w:t>
+      </w:r>
+      <w:r>
+        <w:rPr>
+          <w:rFonts w:ascii="Brill" w:hAnsi="Brill"/>
+          <w:color w:val="FF0000"/>
+          <w:lang w:val="es-ES"/>
+        </w:rPr>
+        <w:t xml:space="preserve"> santa Mar</w:t>
+      </w:r>
+      <w:r>
+        <w:rPr>
+          <w:rFonts w:ascii="Brill" w:hAnsi="Brill"/>
           <w:color w:val="FF0000"/>
           <w:lang w:val="es-ES"/>
         </w:rPr>
@@ -88,141 +184,7 @@
       </w:r>
       <w:r>
         <w:rPr>
-          <w:rFonts w:ascii="Garamond" w:hAnsi="Garamond"/>
-          <w:color w:val="FF0000"/>
-          <w:lang w:val="es-ES"/>
-        </w:rPr>
-        <w:t>tulo</w:t>
-      </w:r>
-      <w:r>
-        <w:rPr>
-          <w:rFonts w:ascii="Garamond" w:hAnsi="Garamond"/>
-          <w:color w:val="FF0000"/>
-          <w:lang w:val="es-ES"/>
-        </w:rPr>
-        <w:t xml:space="preserve"> </w:t>
-      </w:r>
-      <w:r>
-        <w:rPr>
-          <w:rFonts w:ascii="Garamond" w:hAnsi="Garamond"/>
-          <w:smallCaps/>
-          <w:color w:val="FF0000"/>
-          <w:lang w:val="es-ES"/>
-        </w:rPr>
-        <w:t>xvii</w:t>
-      </w:r>
-      <w:r>
-        <w:rPr>
-          <w:rFonts w:ascii="Garamond" w:hAnsi="Garamond"/>
-          <w:color w:val="FF0000"/>
-          <w:lang w:val="es-ES"/>
-        </w:rPr>
-        <w:t>.</w:t>
-      </w:r>
-      <w:r>
-        <w:rPr>
-          <w:rFonts w:ascii="Garamond" w:hAnsi="Garamond"/>
-          <w:color w:val="FF0000"/>
-          <w:lang w:val="es-ES"/>
-        </w:rPr>
-        <w:t xml:space="preserve"> </w:t>
-      </w:r>
-      <w:r>
-        <w:rPr>
-          <w:rFonts w:ascii="Garamond" w:hAnsi="Garamond"/>
-          <w:color w:val="FF0000"/>
-          <w:lang w:val="es-ES"/>
-        </w:rPr>
-        <w:t>¿P</w:t>
-      </w:r>
-      <w:r>
-        <w:rPr>
-          <w:rFonts w:ascii="Garamond" w:hAnsi="Garamond"/>
-          <w:color w:val="FF0000"/>
-        </w:rPr>
-        <w:t>or qu</w:t>
-      </w:r>
-      <w:r>
-        <w:rPr>
-          <w:rFonts w:ascii="Garamond" w:hAnsi="Garamond"/>
-          <w:color w:val="FF0000"/>
-        </w:rPr>
-        <w:t>é</w:t>
-      </w:r>
-      <w:r>
-        <w:rPr>
-          <w:rFonts w:ascii="Garamond" w:hAnsi="Garamond"/>
-          <w:color w:val="FF0000"/>
-        </w:rPr>
-        <w:t xml:space="preserve"> </w:t>
-      </w:r>
-      <w:r>
-        <w:rPr>
-          <w:rFonts w:ascii="Garamond" w:hAnsi="Garamond"/>
-          <w:color w:val="FF0000"/>
-          <w:lang w:val="es-ES"/>
-        </w:rPr>
-        <w:t xml:space="preserve">quiso </w:t>
-      </w:r>
-      <w:r>
-        <w:rPr>
-          <w:rFonts w:ascii="Garamond" w:hAnsi="Garamond"/>
-          <w:color w:val="FF0000"/>
-          <w:lang w:val="es-ES"/>
-        </w:rPr>
-        <w:t>N</w:t>
-      </w:r>
-      <w:r>
-        <w:rPr>
-          <w:rFonts w:ascii="Garamond" w:hAnsi="Garamond"/>
-          <w:color w:val="FF0000"/>
-          <w:lang w:val="es-ES"/>
-        </w:rPr>
-        <w:t xml:space="preserve">uestro </w:t>
-      </w:r>
-      <w:r>
-        <w:rPr>
-          <w:rFonts w:ascii="Garamond" w:hAnsi="Garamond"/>
-          <w:color w:val="FF0000"/>
-          <w:lang w:val="es-ES"/>
-        </w:rPr>
-        <w:t>S</w:t>
-      </w:r>
-      <w:r>
-        <w:rPr>
-          <w:rFonts w:ascii="Garamond" w:hAnsi="Garamond"/>
-          <w:color w:val="FF0000"/>
-          <w:lang w:val="es-ES"/>
-        </w:rPr>
-        <w:t xml:space="preserve">eñor sobir a los cielos estando </w:t>
-      </w:r>
-      <w:r>
-        <w:rPr>
-          <w:rFonts w:ascii="Garamond" w:hAnsi="Garamond"/>
-          <w:color w:val="FF0000"/>
-          <w:lang w:val="es-ES"/>
-        </w:rPr>
-        <w:t>ý</w:t>
-      </w:r>
-      <w:r>
-        <w:rPr>
-          <w:rFonts w:ascii="Garamond" w:hAnsi="Garamond"/>
-          <w:color w:val="FF0000"/>
-          <w:lang w:val="es-ES"/>
-        </w:rPr>
-        <w:t xml:space="preserve"> santa Mar</w:t>
-      </w:r>
-      <w:r>
-        <w:rPr>
-          <w:rFonts w:ascii="Garamond" w:hAnsi="Garamond"/>
-          <w:color w:val="FF0000"/>
-          <w:lang w:val="es-ES"/>
-        </w:rPr>
-        <w:t>í</w:t>
-      </w:r>
-      <w:r>
-        <w:rPr>
-          <w:rFonts w:ascii="Garamond" w:hAnsi="Garamond"/>
+          <w:rFonts w:ascii="Brill" w:hAnsi="Brill"/>
           <w:color w:val="FF0000"/>
           <w:lang w:val="es-ES"/>
         </w:rPr>
@@ -230,7 +192,7 @@
       </w:r>
       <w:r>
         <w:rPr>
-          <w:rFonts w:ascii="Garamond" w:hAnsi="Garamond"/>
+          <w:rFonts w:ascii="Brill" w:hAnsi="Brill"/>
           <w:color w:val="FF0000"/>
           <w:lang w:val="es-ES"/>
         </w:rPr>
@@ -238,7 +200,7 @@
       </w:r>
       <w:r>
         <w:rPr>
-          <w:rFonts w:ascii="Garamond" w:hAnsi="Garamond"/>
+          <w:rFonts w:ascii="Brill" w:hAnsi="Brill"/>
           <w:color w:val="FF0000"/>
           <w:lang w:val="es-ES"/>
         </w:rPr>
@@ -246,7 +208,7 @@
       </w:r>
       <w:r>
         <w:rPr>
-          <w:rFonts w:ascii="Garamond" w:hAnsi="Garamond"/>
+          <w:rFonts w:ascii="Brill" w:hAnsi="Brill"/>
           <w:color w:val="FF0000"/>
           <w:lang w:val="es-ES"/>
         </w:rPr>
@@ -254,7 +216,7 @@
       </w:r>
       <w:r>
         <w:rPr>
-          <w:rFonts w:ascii="Garamond" w:hAnsi="Garamond"/>
+          <w:rFonts w:ascii="Brill" w:hAnsi="Brill"/>
           <w:color w:val="FF0000"/>
           <w:lang w:val="es-ES"/>
         </w:rPr>
@@ -262,7 +224,7 @@
       </w:r>
       <w:r>
         <w:rPr>
-          <w:rFonts w:ascii="Garamond" w:hAnsi="Garamond"/>
+          <w:rFonts w:ascii="Brill" w:hAnsi="Brill"/>
           <w:color w:val="FF0000"/>
           <w:lang w:val="es-ES"/>
         </w:rPr>
@@ -272,21 +234,21 @@
     <w:p>
       <w:pPr>
         <w:rPr>
-          <w:rFonts w:ascii="Garamond" w:hAnsi="Garamond"/>
+          <w:rFonts w:ascii="Brill" w:hAnsi="Brill"/>
           <w:color w:val="FF0000"/>
           <w:lang w:val="es-ES"/>
         </w:rPr>
       </w:pPr>
       <w:r>
         <w:rPr>
-          <w:rFonts w:ascii="Garamond" w:hAnsi="Garamond"/>
+          <w:rFonts w:ascii="Brill" w:hAnsi="Brill"/>
           <w:lang w:val="es-ES"/>
         </w:rPr>
         <w:t xml:space="preserve">B: 1rb </w:t>
       </w:r>
       <w:r>
         <w:rPr>
-          <w:rFonts w:ascii="Garamond" w:hAnsi="Garamond"/>
+          <w:rFonts w:ascii="Brill" w:hAnsi="Brill"/>
           <w:color w:val="FF0000"/>
           <w:lang w:val="es-ES"/>
         </w:rPr>
@@ -296,221 +258,123 @@
     <w:p>
       <w:pPr>
         <w:rPr>
-          <w:rFonts w:ascii="Garamond" w:hAnsi="Garamond"/>
+          <w:rFonts w:ascii="Brill" w:hAnsi="Brill"/>
           <w:color w:val="FF0000"/>
           <w:lang w:val="es-ES"/>
         </w:rPr>
       </w:pPr>
       <w:r>
         <w:rPr>
-          <w:rFonts w:ascii="Garamond" w:hAnsi="Garamond"/>
+          <w:rFonts w:ascii="Brill" w:hAnsi="Brill"/>
           <w:lang w:val="es-ES"/>
         </w:rPr>
         <w:t xml:space="preserve">C: </w:t>
       </w:r>
       <w:r>
         <w:rPr>
-          <w:rFonts w:ascii="Garamond" w:hAnsi="Garamond"/>
-        </w:rPr>
-        <w:t>1v</w:t>
-      </w:r>
-      <w:r>
-        <w:rPr>
-          <w:rFonts w:ascii="Garamond" w:hAnsi="Garamond"/>
+          <w:rFonts w:ascii="Brill" w:hAnsi="Brill"/>
+        </w:rPr>
+        <w:t xml:space="preserve">1v </w:t>
+      </w:r>
+      <w:r>
+        <w:rPr>
+          <w:rFonts w:ascii="Brill" w:hAnsi="Brill"/>
+          <w:color w:val="FF0000"/>
+          <w:lang w:val="es-ES"/>
+        </w:rPr>
+        <w:t xml:space="preserve">Capítulo </w:t>
+      </w:r>
+      <w:r>
+        <w:rPr>
+          <w:rFonts w:ascii="Brill" w:hAnsi="Brill"/>
+          <w:smallCaps/>
+          <w:color w:val="FF0000"/>
+        </w:rPr>
+        <w:t>xxiii</w:t>
+      </w:r>
+      <w:r>
+        <w:rPr>
+          <w:rFonts w:ascii="Brill" w:hAnsi="Brill"/>
+          <w:color w:val="FF0000"/>
+        </w:rPr>
+        <w:t xml:space="preserve">. </w:t>
+      </w:r>
+      <w:r>
+        <w:rPr>
+          <w:rFonts w:ascii="Brill" w:hAnsi="Brill"/>
+          <w:color w:val="FF0000"/>
+          <w:lang w:val="es-ES"/>
+        </w:rPr>
+        <w:t>¿P</w:t>
+      </w:r>
+      <w:r>
+        <w:rPr>
+          <w:rFonts w:ascii="Brill" w:hAnsi="Brill"/>
+          <w:color w:val="FF0000"/>
+        </w:rPr>
+        <w:t xml:space="preserve">or qué razón </w:t>
+      </w:r>
+      <w:r>
+        <w:rPr>
+          <w:rFonts w:ascii="Brill" w:hAnsi="Brill"/>
+          <w:color w:val="FF0000"/>
+        </w:rPr>
+        <w:t xml:space="preserve">quiso </w:t>
+      </w:r>
+      <w:r>
+        <w:rPr>
+          <w:rFonts w:ascii="Brill" w:hAnsi="Brill"/>
+          <w:color w:val="FF0000"/>
+          <w:lang w:val="es-ES"/>
+        </w:rPr>
+        <w:t>Nuestro Señor</w:t>
+      </w:r>
+      <w:r>
+        <w:rPr>
+          <w:rFonts w:ascii="Brill" w:hAnsi="Brill"/>
+          <w:color w:val="FF0000"/>
         </w:rPr>
         <w:t xml:space="preserve"> </w:t>
       </w:r>
       <w:r>
         <w:rPr>
-          <w:rFonts w:ascii="Garamond" w:hAnsi="Garamond"/>
-          <w:color w:val="FF0000"/>
-          <w:lang w:val="es-ES"/>
-        </w:rPr>
-        <w:t>Cap</w:t>
-      </w:r>
-      <w:r>
-        <w:rPr>
-          <w:rFonts w:ascii="Garamond" w:hAnsi="Garamond"/>
-          <w:color w:val="FF0000"/>
-          <w:lang w:val="es-ES"/>
-        </w:rPr>
-        <w:t>í</w:t>
-      </w:r>
-      <w:r>
-        <w:rPr>
-          <w:rFonts w:ascii="Garamond" w:hAnsi="Garamond"/>
-          <w:color w:val="FF0000"/>
-          <w:lang w:val="es-ES"/>
-        </w:rPr>
-        <w:t>tulo</w:t>
-      </w:r>
-      <w:r>
-        <w:rPr>
-          <w:rFonts w:ascii="Garamond" w:hAnsi="Garamond"/>
-          <w:color w:val="FF0000"/>
-          <w:lang w:val="es-ES"/>
-        </w:rPr>
-        <w:t xml:space="preserve"> </w:t>
-      </w:r>
-      <w:r>
-        <w:rPr>
-          <w:rFonts w:ascii="Garamond" w:hAnsi="Garamond"/>
-          <w:smallCaps/>
-          <w:color w:val="FF0000"/>
-        </w:rPr>
-        <w:t>xxiii</w:t>
-      </w:r>
-      <w:r>
-        <w:rPr>
-          <w:rFonts w:ascii="Garamond" w:hAnsi="Garamond"/>
-          <w:color w:val="FF0000"/>
-        </w:rPr>
-        <w:t xml:space="preserve">. </w:t>
-      </w:r>
-      <w:r>
-        <w:rPr>
-          <w:rFonts w:ascii="Garamond" w:hAnsi="Garamond"/>
-          <w:color w:val="FF0000"/>
-          <w:lang w:val="es-ES"/>
-        </w:rPr>
-        <w:t>¿P</w:t>
-      </w:r>
-      <w:r>
-        <w:rPr>
-          <w:rFonts w:ascii="Garamond" w:hAnsi="Garamond"/>
-          <w:color w:val="FF0000"/>
-        </w:rPr>
-        <w:t>or qu</w:t>
-      </w:r>
-      <w:r>
-        <w:rPr>
-          <w:rFonts w:ascii="Garamond" w:hAnsi="Garamond"/>
-          <w:color w:val="FF0000"/>
-        </w:rPr>
-        <w:t>é</w:t>
-      </w:r>
-      <w:r>
-        <w:rPr>
-          <w:rFonts w:ascii="Garamond" w:hAnsi="Garamond"/>
-          <w:color w:val="FF0000"/>
-        </w:rPr>
-        <w:t xml:space="preserve"> raz</w:t>
-      </w:r>
-      <w:r>
-        <w:rPr>
-          <w:rFonts w:ascii="Garamond" w:hAnsi="Garamond"/>
-          <w:color w:val="FF0000"/>
-        </w:rPr>
-        <w:t>ó</w:t>
-      </w:r>
-      <w:r>
-        <w:rPr>
-          <w:rFonts w:ascii="Garamond" w:hAnsi="Garamond"/>
-          <w:color w:val="FF0000"/>
-        </w:rPr>
-        <w:t xml:space="preserve">n </w:t>
-      </w:r>
-      <w:r>
-        <w:rPr>
-          <w:rFonts w:ascii="Garamond" w:hAnsi="Garamond"/>
-          <w:color w:val="FF0000"/>
-        </w:rPr>
-        <w:t xml:space="preserve">quiso </w:t>
-      </w:r>
-      <w:r>
-        <w:rPr>
-          <w:rFonts w:ascii="Garamond" w:hAnsi="Garamond"/>
-          <w:color w:val="FF0000"/>
-          <w:lang w:val="es-ES"/>
-        </w:rPr>
-        <w:t>N</w:t>
-      </w:r>
-      <w:r>
-        <w:rPr>
-          <w:rFonts w:ascii="Garamond" w:hAnsi="Garamond"/>
-          <w:color w:val="FF0000"/>
-          <w:lang w:val="es-ES"/>
-        </w:rPr>
-        <w:t xml:space="preserve">uestro </w:t>
-      </w:r>
-      <w:r>
-        <w:rPr>
-          <w:rFonts w:ascii="Garamond" w:hAnsi="Garamond"/>
-          <w:color w:val="FF0000"/>
-          <w:lang w:val="es-ES"/>
-        </w:rPr>
-        <w:t>S</w:t>
-      </w:r>
-      <w:r>
-        <w:rPr>
-          <w:rFonts w:ascii="Garamond" w:hAnsi="Garamond"/>
-          <w:color w:val="FF0000"/>
-          <w:lang w:val="es-ES"/>
-        </w:rPr>
-        <w:t>eñor</w:t>
-      </w:r>
-      <w:r>
-        <w:rPr>
-          <w:rFonts w:ascii="Garamond" w:hAnsi="Garamond"/>
-          <w:color w:val="FF0000"/>
-        </w:rPr>
-        <w:t xml:space="preserve"> </w:t>
-      </w:r>
-      <w:r>
-        <w:rPr>
-          <w:rFonts w:ascii="Garamond" w:hAnsi="Garamond"/>
+          <w:rFonts w:ascii="Brill" w:hAnsi="Brill"/>
           <w:color w:val="FF0000"/>
         </w:rPr>
         <w:t xml:space="preserve">sobir a los cielos estando </w:t>
       </w:r>
       <w:r>
         <w:rPr>
-          <w:rFonts w:ascii="Garamond" w:hAnsi="Garamond"/>
+          <w:rFonts w:ascii="Brill" w:hAnsi="Brill"/>
           <w:color w:val="FF0000"/>
         </w:rPr>
         <w:t>ý</w:t>
       </w:r>
       <w:r>
         <w:rPr>
-          <w:rFonts w:ascii="Garamond" w:hAnsi="Garamond"/>
+          <w:rFonts w:ascii="Brill" w:hAnsi="Brill"/>
           <w:color w:val="FF0000"/>
         </w:rPr>
         <w:t xml:space="preserve"> santa </w:t>
       </w:r>
       <w:r>
         <w:rPr>
-          <w:rFonts w:ascii="Garamond" w:hAnsi="Garamond"/>
-          <w:color w:val="FF0000"/>
-          <w:lang w:val="es-ES"/>
-        </w:rPr>
-        <w:t>Mar</w:t>
-      </w:r>
-      <w:r>
-        <w:rPr>
-          <w:rFonts w:ascii="Garamond" w:hAnsi="Garamond"/>
-          <w:color w:val="FF0000"/>
-          <w:lang w:val="es-ES"/>
-        </w:rPr>
-        <w:t>í</w:t>
-      </w:r>
-      <w:r>
-        <w:rPr>
-          <w:rFonts w:ascii="Garamond" w:hAnsi="Garamond"/>
-          <w:color w:val="FF0000"/>
-          <w:lang w:val="es-ES"/>
-        </w:rPr>
-        <w:t xml:space="preserve">a </w:t>
-      </w:r>
-      <w:r>
-        <w:rPr>
-          <w:rFonts w:ascii="Garamond" w:hAnsi="Garamond"/>
+          <w:rFonts w:ascii="Brill" w:hAnsi="Brill"/>
+          <w:color w:val="FF0000"/>
+          <w:lang w:val="es-ES"/>
+        </w:rPr>
+        <w:t xml:space="preserve">María </w:t>
+      </w:r>
+      <w:r>
+        <w:rPr>
+          <w:rFonts w:ascii="Brill" w:hAnsi="Brill"/>
           <w:color w:val="FF0000"/>
         </w:rPr>
         <w:t>e los doze apostoles ayuntados</w:t>
       </w:r>
       <w:r>
         <w:rPr>
-          <w:rFonts w:ascii="Garamond" w:hAnsi="Garamond"/>
+          <w:rFonts w:ascii="Brill" w:hAnsi="Brill"/>
           <w:color w:val="FF0000"/>
           <w:lang w:val="es-ES"/>
         </w:rPr>
@@ -520,201 +384,123 @@
     <w:p>
       <w:pPr>
         <w:rPr>
-          <w:rFonts w:ascii="Garamond" w:hAnsi="Garamond"/>
+          <w:rFonts w:ascii="Brill" w:hAnsi="Brill"/>
           <w:color w:val="FF0000"/>
           <w:lang w:val="es-ES"/>
         </w:rPr>
       </w:pPr>
       <w:r>
         <w:rPr>
-          <w:rFonts w:ascii="Garamond" w:hAnsi="Garamond"/>
+          <w:rFonts w:ascii="Brill" w:hAnsi="Brill"/>
           <w:lang w:val="es-ES"/>
         </w:rPr>
         <w:t xml:space="preserve">C: </w:t>
       </w:r>
       <w:r>
         <w:rPr>
-          <w:rFonts w:ascii="Garamond" w:hAnsi="Garamond"/>
+          <w:rFonts w:ascii="Brill" w:hAnsi="Brill"/>
         </w:rPr>
         <w:t xml:space="preserve">36r </w:t>
       </w:r>
       <w:r>
         <w:rPr>
-          <w:rFonts w:ascii="Garamond" w:hAnsi="Garamond"/>
-          <w:color w:val="FF0000"/>
-          <w:lang w:val="es-ES"/>
-        </w:rPr>
-        <w:t>Cap</w:t>
-      </w:r>
-      <w:r>
-        <w:rPr>
-          <w:rFonts w:ascii="Garamond" w:hAnsi="Garamond"/>
-          <w:color w:val="FF0000"/>
-          <w:lang w:val="es-ES"/>
+          <w:rFonts w:ascii="Brill" w:hAnsi="Brill"/>
+          <w:color w:val="FF0000"/>
+          <w:lang w:val="es-ES"/>
+        </w:rPr>
+        <w:t xml:space="preserve">Capítulo </w:t>
+      </w:r>
+      <w:r>
+        <w:rPr>
+          <w:rFonts w:ascii="Brill" w:hAnsi="Brill"/>
+          <w:smallCaps/>
+          <w:color w:val="FF0000"/>
+        </w:rPr>
+        <w:t>xxiii</w:t>
+      </w:r>
+      <w:r>
+        <w:rPr>
+          <w:rFonts w:ascii="Brill" w:hAnsi="Brill"/>
+          <w:color w:val="FF0000"/>
+        </w:rPr>
+        <w:t xml:space="preserve">. </w:t>
+      </w:r>
+      <w:r>
+        <w:rPr>
+          <w:rFonts w:ascii="Brill" w:hAnsi="Brill"/>
+          <w:color w:val="FF0000"/>
+          <w:lang w:val="es-ES"/>
+        </w:rPr>
+        <w:t>¿P</w:t>
+      </w:r>
+      <w:r>
+        <w:rPr>
+          <w:rFonts w:ascii="Brill" w:hAnsi="Brill"/>
+          <w:color w:val="FF0000"/>
+        </w:rPr>
+        <w:t xml:space="preserve">or qué </w:t>
+      </w:r>
+      <w:r>
+        <w:rPr>
+          <w:rFonts w:ascii="Brill" w:hAnsi="Brill"/>
+          <w:color w:val="FF0000"/>
+        </w:rPr>
+        <w:t xml:space="preserve">quiso </w:t>
+      </w:r>
+      <w:r>
+        <w:rPr>
+          <w:rFonts w:ascii="Brill" w:hAnsi="Brill"/>
+          <w:color w:val="FF0000"/>
+          <w:lang w:val="es-ES"/>
+        </w:rPr>
+        <w:t>Nuestro Señor</w:t>
+      </w:r>
+      <w:r>
+        <w:rPr>
+          <w:rFonts w:ascii="Brill" w:hAnsi="Brill"/>
+          <w:color w:val="FF0000"/>
+        </w:rPr>
+        <w:t xml:space="preserve"> </w:t>
+      </w:r>
+      <w:r>
+        <w:rPr>
+          <w:rFonts w:ascii="Brill" w:hAnsi="Brill"/>
+          <w:color w:val="FF0000"/>
+        </w:rPr>
+        <w:t>sobir a los cielos estando all</w:t>
+      </w:r>
+      <w:r>
+        <w:rPr>
+          <w:rFonts w:ascii="Brill" w:hAnsi="Brill"/>
+          <w:color w:val="FF0000"/>
         </w:rPr>
         <w:t>í</w:t>
       </w:r>
       <w:r>
         <w:rPr>
-          <w:rFonts w:ascii="Garamond" w:hAnsi="Garamond"/>
-          <w:color w:val="FF0000"/>
-          <w:lang w:val="es-ES"/>
-        </w:rPr>
-        <w:t>tulo</w:t>
-      </w:r>
-      <w:r>
-        <w:rPr>
-          <w:rFonts w:ascii="Garamond" w:hAnsi="Garamond"/>
-          <w:color w:val="FF0000"/>
-          <w:lang w:val="es-ES"/>
-        </w:rPr>
-        <w:t xml:space="preserve"> </w:t>
-      </w:r>
-      <w:r>
-        <w:rPr>
-          <w:rFonts w:ascii="Garamond" w:hAnsi="Garamond"/>
-          <w:smallCaps/>
-          <w:color w:val="FF0000"/>
-        </w:rPr>
-        <w:t>xxiii</w:t>
-      </w:r>
-      <w:r>
-        <w:rPr>
-          <w:rFonts w:ascii="Garamond" w:hAnsi="Garamond"/>
-          <w:color w:val="FF0000"/>
-        </w:rPr>
-        <w:t xml:space="preserve">. </w:t>
-      </w:r>
-      <w:r>
-        <w:rPr>
-          <w:rFonts w:ascii="Garamond" w:hAnsi="Garamond"/>
-          <w:color w:val="FF0000"/>
-          <w:lang w:val="es-ES"/>
-        </w:rPr>
-        <w:t>¿P</w:t>
-      </w:r>
-      <w:r>
-        <w:rPr>
-          <w:rFonts w:ascii="Garamond" w:hAnsi="Garamond"/>
-          <w:color w:val="FF0000"/>
-        </w:rPr>
-        <w:t>or qu</w:t>
-      </w:r>
-      <w:r>
-        <w:rPr>
-          <w:rFonts w:ascii="Garamond" w:hAnsi="Garamond"/>
-          <w:color w:val="FF0000"/>
-        </w:rPr>
-        <w:t>é</w:t>
-      </w:r>
-      <w:r>
-        <w:rPr>
-          <w:rFonts w:ascii="Garamond" w:hAnsi="Garamond"/>
-          <w:color w:val="FF0000"/>
-        </w:rPr>
-        <w:t xml:space="preserve"> </w:t>
-      </w:r>
-      <w:r>
-        <w:rPr>
-          <w:rFonts w:ascii="Garamond" w:hAnsi="Garamond"/>
-          <w:color w:val="FF0000"/>
-        </w:rPr>
-        <w:t xml:space="preserve">quiso </w:t>
-      </w:r>
-      <w:r>
-        <w:rPr>
-          <w:rFonts w:ascii="Garamond" w:hAnsi="Garamond"/>
-          <w:color w:val="FF0000"/>
-          <w:lang w:val="es-ES"/>
-        </w:rPr>
-        <w:t>N</w:t>
-      </w:r>
-      <w:r>
-        <w:rPr>
-          <w:rFonts w:ascii="Garamond" w:hAnsi="Garamond"/>
-          <w:color w:val="FF0000"/>
-          <w:lang w:val="es-ES"/>
-        </w:rPr>
-        <w:t xml:space="preserve">uestro </w:t>
-      </w:r>
-      <w:r>
-        <w:rPr>
-          <w:rFonts w:ascii="Garamond" w:hAnsi="Garamond"/>
-          <w:color w:val="FF0000"/>
-          <w:lang w:val="es-ES"/>
-        </w:rPr>
-        <w:t>S</w:t>
-      </w:r>
-      <w:r>
-        <w:rPr>
-          <w:rFonts w:ascii="Garamond" w:hAnsi="Garamond"/>
-          <w:color w:val="FF0000"/>
-          <w:lang w:val="es-ES"/>
-        </w:rPr>
-        <w:t>eñor</w:t>
-      </w:r>
-      <w:r>
-        <w:rPr>
-          <w:rFonts w:ascii="Garamond" w:hAnsi="Garamond"/>
-          <w:color w:val="FF0000"/>
-        </w:rPr>
-        <w:t xml:space="preserve"> </w:t>
-      </w:r>
-      <w:r>
-        <w:rPr>
-          <w:rFonts w:ascii="Garamond" w:hAnsi="Garamond"/>
-          <w:color w:val="FF0000"/>
-        </w:rPr>
-        <w:t>sobir a los cielos estando all</w:t>
-      </w:r>
-      <w:r>
-        <w:rPr>
-          <w:rFonts w:ascii="Garamond" w:hAnsi="Garamond"/>
-          <w:color w:val="FF0000"/>
-        </w:rPr>
-        <w:t>í</w:t>
-      </w:r>
-      <w:r>
-        <w:rPr>
-          <w:rFonts w:ascii="Garamond" w:hAnsi="Garamond"/>
+          <w:rFonts w:ascii="Brill" w:hAnsi="Brill"/>
           <w:color w:val="FF0000"/>
         </w:rPr>
         <w:t xml:space="preserve"> santa </w:t>
       </w:r>
       <w:r>
         <w:rPr>
-          <w:rFonts w:ascii="Garamond" w:hAnsi="Garamond"/>
-          <w:color w:val="FF0000"/>
-          <w:lang w:val="es-ES"/>
-        </w:rPr>
-        <w:t>Mar</w:t>
-      </w:r>
-      <w:r>
-        <w:rPr>
-          <w:rFonts w:ascii="Garamond" w:hAnsi="Garamond"/>
-          <w:color w:val="FF0000"/>
-          <w:lang w:val="es-ES"/>
-        </w:rPr>
-        <w:t>í</w:t>
-      </w:r>
-      <w:r>
-        <w:rPr>
-          <w:rFonts w:ascii="Garamond" w:hAnsi="Garamond"/>
-          <w:color w:val="FF0000"/>
-          <w:lang w:val="es-ES"/>
-        </w:rPr>
-        <w:t xml:space="preserve">a </w:t>
-      </w:r>
-      <w:r>
-        <w:rPr>
-          <w:rFonts w:ascii="Garamond" w:hAnsi="Garamond"/>
+          <w:rFonts w:ascii="Brill" w:hAnsi="Brill"/>
+          <w:color w:val="FF0000"/>
+          <w:lang w:val="es-ES"/>
+        </w:rPr>
+        <w:t xml:space="preserve">María </w:t>
+      </w:r>
+      <w:r>
+        <w:rPr>
+          <w:rFonts w:ascii="Brill" w:hAnsi="Brill"/>
           <w:color w:val="FF0000"/>
         </w:rPr>
         <w:t>e los doze apostoles ayuntados</w:t>
       </w:r>
       <w:r>
         <w:rPr>
-          <w:rFonts w:ascii="Garamond" w:hAnsi="Garamond"/>
+          <w:rFonts w:ascii="Brill" w:hAnsi="Brill"/>
           <w:color w:val="FF0000"/>
           <w:lang w:val="es-ES"/>
         </w:rPr>
@@ -724,214 +510,138 @@
     <w:p>
       <w:pPr>
         <w:rPr>
-          <w:rFonts w:ascii="Garamond" w:hAnsi="Garamond"/>
+          <w:rFonts w:ascii="Brill" w:hAnsi="Brill"/>
           <w:color w:val="FF0000"/>
           <w:lang w:val="es-ES"/>
         </w:rPr>
       </w:pPr>
       <w:r>
         <w:rPr>
-          <w:rFonts w:ascii="Garamond" w:hAnsi="Garamond"/>
+          <w:rFonts w:ascii="Brill" w:hAnsi="Brill"/>
           <w:lang w:val="es-ES"/>
         </w:rPr>
         <w:t xml:space="preserve">D: </w:t>
       </w:r>
       <w:r>
         <w:rPr>
-          <w:rFonts w:ascii="Garamond" w:hAnsi="Garamond"/>
+          <w:rFonts w:ascii="Brill" w:hAnsi="Brill"/>
         </w:rPr>
         <w:t>118ra</w:t>
       </w:r>
       <w:r>
         <w:rPr>
-          <w:rFonts w:ascii="Garamond" w:hAnsi="Garamond"/>
+          <w:rFonts w:ascii="Brill" w:hAnsi="Brill"/>
           <w:lang w:val="es-ES"/>
         </w:rPr>
         <w:t xml:space="preserve"> </w:t>
       </w:r>
       <w:r>
         <w:rPr>
-          <w:rFonts w:ascii="Garamond" w:hAnsi="Garamond"/>
-          <w:color w:val="FF0000"/>
-          <w:lang w:val="es-ES"/>
-        </w:rPr>
-        <w:t>Cap</w:t>
-      </w:r>
-      <w:r>
-        <w:rPr>
-          <w:rFonts w:ascii="Garamond" w:hAnsi="Garamond"/>
-          <w:color w:val="FF0000"/>
-          <w:lang w:val="es-ES"/>
+          <w:rFonts w:ascii="Brill" w:hAnsi="Brill"/>
+          <w:color w:val="FF0000"/>
+          <w:lang w:val="es-ES"/>
+        </w:rPr>
+        <w:t xml:space="preserve">Capítulo </w:t>
+      </w:r>
+      <w:r>
+        <w:rPr>
+          <w:rFonts w:ascii="Brill" w:hAnsi="Brill"/>
+          <w:smallCaps/>
+          <w:color w:val="FF0000"/>
+        </w:rPr>
+        <w:t>xxxix</w:t>
+      </w:r>
+      <w:r>
+        <w:rPr>
+          <w:rFonts w:ascii="Brill" w:hAnsi="Brill"/>
+          <w:smallCaps/>
+          <w:color w:val="FF0000"/>
+          <w:lang w:val="es-ES"/>
+        </w:rPr>
+        <w:t>.</w:t>
+      </w:r>
+      <w:r>
+        <w:rPr>
+          <w:rFonts w:ascii="Brill" w:hAnsi="Brill"/>
+          <w:color w:val="FF0000"/>
+        </w:rPr>
+        <w:t xml:space="preserve"> </w:t>
+      </w:r>
+      <w:r>
+        <w:rPr>
+          <w:rFonts w:ascii="Brill" w:hAnsi="Brill"/>
+          <w:color w:val="FF0000"/>
+          <w:lang w:val="es-ES"/>
+        </w:rPr>
+        <w:t>¿P</w:t>
+      </w:r>
+      <w:r>
+        <w:rPr>
+          <w:rFonts w:ascii="Brill" w:hAnsi="Brill"/>
+          <w:color w:val="FF0000"/>
+        </w:rPr>
+        <w:t xml:space="preserve">or qué razón </w:t>
+      </w:r>
+      <w:r>
+        <w:rPr>
+          <w:rFonts w:ascii="Brill" w:hAnsi="Brill"/>
+          <w:color w:val="FF0000"/>
+        </w:rPr>
+        <w:t xml:space="preserve">quiso el </w:t>
+      </w:r>
+      <w:r>
+        <w:rPr>
+          <w:rFonts w:ascii="Brill" w:hAnsi="Brill"/>
+          <w:color w:val="FF0000"/>
+          <w:lang w:val="es-ES"/>
+        </w:rPr>
+        <w:t>Nuestro Señor</w:t>
+      </w:r>
+      <w:r>
+        <w:rPr>
+          <w:rFonts w:ascii="Brill" w:hAnsi="Brill"/>
+          <w:color w:val="FF0000"/>
+        </w:rPr>
+        <w:t xml:space="preserve"> </w:t>
+      </w:r>
+      <w:r>
+        <w:rPr>
+          <w:rFonts w:ascii="Brill" w:hAnsi="Brill"/>
+          <w:color w:val="FF0000"/>
+        </w:rPr>
+        <w:t>sobir a los cielos el d</w:t>
+      </w:r>
+      <w:r>
+        <w:rPr>
+          <w:rFonts w:ascii="Brill" w:hAnsi="Brill"/>
+          <w:color w:val="FF0000"/>
         </w:rPr>
         <w:t>í</w:t>
       </w:r>
       <w:r>
         <w:rPr>
-          <w:rFonts w:ascii="Garamond" w:hAnsi="Garamond"/>
-          <w:color w:val="FF0000"/>
-          <w:lang w:val="es-ES"/>
-        </w:rPr>
-        <w:t>tulo</w:t>
-      </w:r>
-      <w:r>
-        <w:rPr>
-          <w:rFonts w:ascii="Garamond" w:hAnsi="Garamond"/>
-          <w:color w:val="FF0000"/>
-          <w:lang w:val="es-ES"/>
-        </w:rPr>
-        <w:t xml:space="preserve"> </w:t>
-      </w:r>
-      <w:r>
-        <w:rPr>
-          <w:rFonts w:ascii="Garamond" w:hAnsi="Garamond"/>
-          <w:smallCaps/>
-          <w:color w:val="FF0000"/>
-        </w:rPr>
-        <w:t>xxxix</w:t>
-      </w:r>
-      <w:r>
-        <w:rPr>
-          <w:rFonts w:ascii="Garamond" w:hAnsi="Garamond"/>
-          <w:smallCaps/>
-          <w:color w:val="FF0000"/>
-          <w:lang w:val="es-ES"/>
-        </w:rPr>
-        <w:t>.</w:t>
-      </w:r>
-      <w:r>
-        <w:rPr>
-          <w:rFonts w:ascii="Garamond" w:hAnsi="Garamond"/>
-          <w:color w:val="FF0000"/>
-        </w:rPr>
-        <w:t xml:space="preserve"> </w:t>
-      </w:r>
-      <w:r>
-        <w:rPr>
-          <w:rFonts w:ascii="Garamond" w:hAnsi="Garamond"/>
-          <w:color w:val="FF0000"/>
-          <w:lang w:val="es-ES"/>
-        </w:rPr>
-        <w:t>¿P</w:t>
-      </w:r>
-      <w:r>
-        <w:rPr>
-          <w:rFonts w:ascii="Garamond" w:hAnsi="Garamond"/>
-          <w:color w:val="FF0000"/>
-        </w:rPr>
-        <w:t>or qu</w:t>
-      </w:r>
-      <w:r>
-        <w:rPr>
-          <w:rFonts w:ascii="Garamond" w:hAnsi="Garamond"/>
-          <w:color w:val="FF0000"/>
-        </w:rPr>
-        <w:t>é</w:t>
-      </w:r>
-      <w:r>
-        <w:rPr>
-          <w:rFonts w:ascii="Garamond" w:hAnsi="Garamond"/>
-          <w:color w:val="FF0000"/>
-        </w:rPr>
-        <w:t xml:space="preserve"> raz</w:t>
-      </w:r>
-      <w:r>
-        <w:rPr>
-          <w:rFonts w:ascii="Garamond" w:hAnsi="Garamond"/>
+          <w:rFonts w:ascii="Brill" w:hAnsi="Brill"/>
+          <w:color w:val="FF0000"/>
+        </w:rPr>
+        <w:t>a que subi</w:t>
+      </w:r>
+      <w:r>
+        <w:rPr>
+          <w:rFonts w:ascii="Brill" w:hAnsi="Brill"/>
           <w:color w:val="FF0000"/>
         </w:rPr>
         <w:t>ó</w:t>
       </w:r>
       <w:r>
         <w:rPr>
-          <w:rFonts w:ascii="Garamond" w:hAnsi="Garamond"/>
-          <w:color w:val="FF0000"/>
-        </w:rPr>
-        <w:t xml:space="preserve">n </w:t>
-      </w:r>
-      <w:r>
-        <w:rPr>
-          <w:rFonts w:ascii="Garamond" w:hAnsi="Garamond"/>
-          <w:color w:val="FF0000"/>
-        </w:rPr>
-        <w:t xml:space="preserve">quiso el </w:t>
-      </w:r>
-      <w:r>
-        <w:rPr>
-          <w:rFonts w:ascii="Garamond" w:hAnsi="Garamond"/>
-          <w:color w:val="FF0000"/>
-          <w:lang w:val="es-ES"/>
-        </w:rPr>
-        <w:t>N</w:t>
-      </w:r>
-      <w:r>
-        <w:rPr>
-          <w:rFonts w:ascii="Garamond" w:hAnsi="Garamond"/>
-          <w:color w:val="FF0000"/>
-          <w:lang w:val="es-ES"/>
-        </w:rPr>
-        <w:t xml:space="preserve">uestro </w:t>
-      </w:r>
-      <w:r>
-        <w:rPr>
-          <w:rFonts w:ascii="Garamond" w:hAnsi="Garamond"/>
-          <w:color w:val="FF0000"/>
-          <w:lang w:val="es-ES"/>
-        </w:rPr>
-        <w:t>S</w:t>
-      </w:r>
-      <w:r>
-        <w:rPr>
-          <w:rFonts w:ascii="Garamond" w:hAnsi="Garamond"/>
-          <w:color w:val="FF0000"/>
-          <w:lang w:val="es-ES"/>
-        </w:rPr>
-        <w:t>eñor</w:t>
-      </w:r>
-      <w:r>
-        <w:rPr>
-          <w:rFonts w:ascii="Garamond" w:hAnsi="Garamond"/>
-          <w:color w:val="FF0000"/>
-        </w:rPr>
-        <w:t xml:space="preserve"> </w:t>
-      </w:r>
-      <w:r>
-        <w:rPr>
-          <w:rFonts w:ascii="Garamond" w:hAnsi="Garamond"/>
-          <w:color w:val="FF0000"/>
-        </w:rPr>
-        <w:t>sobir a los cielos el d</w:t>
-      </w:r>
-      <w:r>
-        <w:rPr>
-          <w:rFonts w:ascii="Garamond" w:hAnsi="Garamond"/>
-          <w:color w:val="FF0000"/>
-        </w:rPr>
-        <w:t>í</w:t>
-      </w:r>
-      <w:r>
-        <w:rPr>
-          <w:rFonts w:ascii="Garamond" w:hAnsi="Garamond"/>
-          <w:color w:val="FF0000"/>
-        </w:rPr>
-        <w:t>a que subi</w:t>
-      </w:r>
-      <w:r>
-        <w:rPr>
-          <w:rFonts w:ascii="Garamond" w:hAnsi="Garamond"/>
-          <w:color w:val="FF0000"/>
-        </w:rPr>
-        <w:t>ó</w:t>
-      </w:r>
-      <w:r>
-        <w:rPr>
-          <w:rFonts w:ascii="Garamond" w:hAnsi="Garamond"/>
+          <w:rFonts w:ascii="Brill" w:hAnsi="Brill"/>
           <w:color w:val="FF0000"/>
         </w:rPr>
         <w:t xml:space="preserve"> ante sus diciplos</w:t>
       </w:r>
       <w:r>
         <w:rPr>
-          <w:rFonts w:ascii="Garamond" w:hAnsi="Garamond"/>
+          <w:rFonts w:ascii="Brill" w:hAnsi="Brill"/>
           <w:color w:val="FF0000"/>
           <w:lang w:val="es-ES"/>
         </w:rPr>
@@ -941,43 +651,107 @@
     <w:p>
       <w:pPr>
         <w:rPr>
-          <w:rFonts w:ascii="Garamond" w:hAnsi="Garamond"/>
+          <w:rFonts w:ascii="Brill" w:hAnsi="Brill"/>
           <w:color w:val="FF0000"/>
         </w:rPr>
       </w:pPr>
       <w:r>
         <w:rPr>
-          <w:rFonts w:ascii="Garamond" w:hAnsi="Garamond"/>
+          <w:rFonts w:ascii="Brill" w:hAnsi="Brill"/>
         </w:rPr>
         <w:t xml:space="preserve">E: 62vb </w:t>
       </w:r>
       <w:r>
         <w:rPr>
-          <w:rFonts w:ascii="Garamond" w:hAnsi="Garamond"/>
-          <w:color w:val="FF0000"/>
-          <w:lang w:val="es-ES"/>
-        </w:rPr>
-        <w:t>Cap</w:t>
-      </w:r>
-      <w:r>
-        <w:rPr>
-          <w:rFonts w:ascii="Garamond" w:hAnsi="Garamond"/>
-          <w:color w:val="FF0000"/>
-          <w:lang w:val="es-ES"/>
+          <w:rFonts w:ascii="Brill" w:hAnsi="Brill"/>
+          <w:color w:val="FF0000"/>
+          <w:lang w:val="es-ES"/>
+        </w:rPr>
+        <w:t xml:space="preserve">Capítulo </w:t>
+      </w:r>
+      <w:r>
+        <w:rPr>
+          <w:rFonts w:ascii="Brill" w:hAnsi="Brill"/>
+          <w:smallCaps/>
+          <w:color w:val="FF0000"/>
+        </w:rPr>
+        <w:t>xxxiii</w:t>
+      </w:r>
+      <w:r>
+        <w:rPr>
+          <w:rFonts w:ascii="Brill" w:hAnsi="Brill"/>
+          <w:color w:val="FF0000"/>
+        </w:rPr>
+        <w:t xml:space="preserve">. </w:t>
+      </w:r>
+      <w:r>
+        <w:rPr>
+          <w:rFonts w:ascii="Brill" w:hAnsi="Brill"/>
+          <w:color w:val="FF0000"/>
+          <w:lang w:val="es-ES"/>
+        </w:rPr>
+        <w:t>¿P</w:t>
+      </w:r>
+      <w:r>
+        <w:rPr>
+          <w:rFonts w:ascii="Brill" w:hAnsi="Brill"/>
+          <w:color w:val="FF0000"/>
+        </w:rPr>
+        <w:t xml:space="preserve">or qué razón </w:t>
+      </w:r>
+      <w:r>
+        <w:rPr>
+          <w:rFonts w:ascii="Brill" w:hAnsi="Brill"/>
+          <w:color w:val="FF0000"/>
+        </w:rPr>
+        <w:t xml:space="preserve">quiso el </w:t>
+      </w:r>
+      <w:r>
+        <w:rPr>
+          <w:rFonts w:ascii="Brill" w:hAnsi="Brill"/>
+          <w:color w:val="FF0000"/>
+          <w:lang w:val="es-ES"/>
+        </w:rPr>
+        <w:t>Nuestro Señor</w:t>
+      </w:r>
+      <w:r>
+        <w:rPr>
+          <w:rFonts w:ascii="Brill" w:hAnsi="Brill"/>
+          <w:color w:val="FF0000"/>
+        </w:rPr>
+        <w:t xml:space="preserve"> </w:t>
+      </w:r>
+      <w:r>
+        <w:rPr>
+          <w:rFonts w:ascii="Brill" w:hAnsi="Brill"/>
+          <w:color w:val="FF0000"/>
+        </w:rPr>
+        <w:t>subir al cielo el d</w:t>
+      </w:r>
+      <w:r>
+        <w:rPr>
+          <w:rFonts w:ascii="Brill" w:hAnsi="Brill"/>
+          <w:color w:val="FF0000"/>
         </w:rPr>
         <w:t>í</w:t>
       </w:r>
       <w:r>
         <w:rPr>
-          <w:rFonts w:ascii="Garamond" w:hAnsi="Garamond"/>
-          <w:color w:val="FF0000"/>
-          <w:lang w:val="es-ES"/>
-        </w:rPr>
-        <w:t>tulo</w:t>
-      </w:r>
-      <w:r>
-        <w:rPr>
-          <w:rFonts w:ascii="Garamond" w:hAnsi="Garamond"/>
+          <w:rFonts w:ascii="Brill" w:hAnsi="Brill"/>
+          <w:color w:val="FF0000"/>
+        </w:rPr>
+        <w:t>a que subi</w:t>
+      </w:r>
+      <w:r>
+        <w:rPr>
+          <w:rFonts w:ascii="Brill" w:hAnsi="Brill"/>
+          <w:color w:val="FF0000"/>
+        </w:rPr>
+        <w:t>ó</w:t>
+      </w:r>
+      <w:r>
+        <w:rPr>
+          <w:rFonts w:ascii="Brill" w:hAnsi="Brill"/>
           <w:color w:val="FF0000"/>
           <w:lang w:val="es-ES"/>
         </w:rPr>
@@ -985,320 +759,108 @@
       </w:r>
       <w:r>
         <w:rPr>
-          <w:rFonts w:ascii="Garamond" w:hAnsi="Garamond"/>
-          <w:smallCaps/>
-          <w:color w:val="FF0000"/>
-        </w:rPr>
-        <w:t>xxxiii</w:t>
-      </w:r>
-      <w:r>
-        <w:rPr>
-          <w:rFonts w:ascii="Garamond" w:hAnsi="Garamond"/>
-          <w:color w:val="FF0000"/>
-        </w:rPr>
-        <w:t xml:space="preserve">. </w:t>
-      </w:r>
-      <w:r>
-        <w:rPr>
-          <w:rFonts w:ascii="Garamond" w:hAnsi="Garamond"/>
-          <w:color w:val="FF0000"/>
-          <w:lang w:val="es-ES"/>
-        </w:rPr>
-        <w:t>¿P</w:t>
-      </w:r>
-      <w:r>
-        <w:rPr>
-          <w:rFonts w:ascii="Garamond" w:hAnsi="Garamond"/>
-          <w:color w:val="FF0000"/>
-        </w:rPr>
-        <w:t>or qu</w:t>
-      </w:r>
-      <w:r>
-        <w:rPr>
-          <w:rFonts w:ascii="Garamond" w:hAnsi="Garamond"/>
-          <w:color w:val="FF0000"/>
-        </w:rPr>
-        <w:t>é</w:t>
-      </w:r>
-      <w:r>
-        <w:rPr>
-          <w:rFonts w:ascii="Garamond" w:hAnsi="Garamond"/>
-          <w:color w:val="FF0000"/>
-        </w:rPr>
-        <w:t xml:space="preserve"> raz</w:t>
-      </w:r>
-      <w:r>
-        <w:rPr>
-          <w:rFonts w:ascii="Garamond" w:hAnsi="Garamond"/>
-          <w:color w:val="FF0000"/>
-        </w:rPr>
-        <w:t>ó</w:t>
-      </w:r>
-      <w:r>
-        <w:rPr>
-          <w:rFonts w:ascii="Garamond" w:hAnsi="Garamond"/>
-          <w:color w:val="FF0000"/>
-        </w:rPr>
-        <w:t xml:space="preserve">n </w:t>
-      </w:r>
-      <w:r>
-        <w:rPr>
-          <w:rFonts w:ascii="Garamond" w:hAnsi="Garamond"/>
-          <w:color w:val="FF0000"/>
-        </w:rPr>
-        <w:t xml:space="preserve">quiso el </w:t>
-      </w:r>
-      <w:r>
-        <w:rPr>
-          <w:rFonts w:ascii="Garamond" w:hAnsi="Garamond"/>
-          <w:color w:val="FF0000"/>
-          <w:lang w:val="es-ES"/>
-        </w:rPr>
-        <w:t>N</w:t>
-      </w:r>
-      <w:r>
-        <w:rPr>
-          <w:rFonts w:ascii="Garamond" w:hAnsi="Garamond"/>
-          <w:color w:val="FF0000"/>
-          <w:lang w:val="es-ES"/>
-        </w:rPr>
-        <w:t xml:space="preserve">uestro </w:t>
-      </w:r>
-      <w:r>
-        <w:rPr>
-          <w:rFonts w:ascii="Garamond" w:hAnsi="Garamond"/>
-          <w:color w:val="FF0000"/>
-          <w:lang w:val="es-ES"/>
-        </w:rPr>
-        <w:t>S</w:t>
-      </w:r>
-      <w:r>
-        <w:rPr>
-          <w:rFonts w:ascii="Garamond" w:hAnsi="Garamond"/>
-          <w:color w:val="FF0000"/>
-          <w:lang w:val="es-ES"/>
-        </w:rPr>
-        <w:t>eñor</w:t>
-      </w:r>
-      <w:r>
-        <w:rPr>
-          <w:rFonts w:ascii="Garamond" w:hAnsi="Garamond"/>
-          <w:color w:val="FF0000"/>
-        </w:rPr>
-        <w:t xml:space="preserve"> </w:t>
-      </w:r>
-      <w:r>
-        <w:rPr>
-          <w:rFonts w:ascii="Garamond" w:hAnsi="Garamond"/>
-          <w:color w:val="FF0000"/>
-        </w:rPr>
-        <w:t>subir al cielo el d</w:t>
-      </w:r>
-      <w:r>
-        <w:rPr>
-          <w:rFonts w:ascii="Garamond" w:hAnsi="Garamond"/>
-          <w:color w:val="FF0000"/>
-        </w:rPr>
-        <w:t>í</w:t>
-      </w:r>
-      <w:r>
-        <w:rPr>
-          <w:rFonts w:ascii="Garamond" w:hAnsi="Garamond"/>
-          <w:color w:val="FF0000"/>
-        </w:rPr>
-        <w:t>a que subi</w:t>
-      </w:r>
-      <w:r>
-        <w:rPr>
-          <w:rFonts w:ascii="Garamond" w:hAnsi="Garamond"/>
-          <w:color w:val="FF0000"/>
-        </w:rPr>
-        <w:t>ó</w:t>
-      </w:r>
-      <w:r>
-        <w:rPr>
-          <w:rFonts w:ascii="Garamond" w:hAnsi="Garamond"/>
-          <w:color w:val="FF0000"/>
-          <w:lang w:val="es-ES"/>
-        </w:rPr>
-        <w:t xml:space="preserve"> </w:t>
-      </w:r>
-      <w:r>
-        <w:rPr>
-          <w:rFonts w:ascii="Garamond" w:hAnsi="Garamond"/>
+          <w:rFonts w:ascii="Brill" w:hAnsi="Brill"/>
           <w:color w:val="FF0000"/>
         </w:rPr>
         <w:t>estando all</w:t>
       </w:r>
       <w:r>
         <w:rPr>
-          <w:rFonts w:ascii="Garamond" w:hAnsi="Garamond"/>
+          <w:rFonts w:ascii="Brill" w:hAnsi="Brill"/>
           <w:color w:val="FF0000"/>
         </w:rPr>
         <w:t>á</w:t>
       </w:r>
       <w:r>
         <w:rPr>
-          <w:rFonts w:ascii="Garamond" w:hAnsi="Garamond"/>
+          <w:rFonts w:ascii="Brill" w:hAnsi="Brill"/>
           <w:color w:val="FF0000"/>
         </w:rPr>
         <w:t xml:space="preserve"> santa </w:t>
       </w:r>
       <w:r>
         <w:rPr>
-          <w:rFonts w:ascii="Garamond" w:hAnsi="Garamond"/>
-          <w:color w:val="FF0000"/>
-          <w:lang w:val="es-ES"/>
-        </w:rPr>
-        <w:t>Mar</w:t>
-      </w:r>
-      <w:r>
-        <w:rPr>
-          <w:rFonts w:ascii="Garamond" w:hAnsi="Garamond"/>
-          <w:color w:val="FF0000"/>
-          <w:lang w:val="es-ES"/>
-        </w:rPr>
-        <w:t>í</w:t>
-      </w:r>
-      <w:r>
-        <w:rPr>
-          <w:rFonts w:ascii="Garamond" w:hAnsi="Garamond"/>
-          <w:color w:val="FF0000"/>
-          <w:lang w:val="es-ES"/>
-        </w:rPr>
-        <w:t>a</w:t>
-      </w:r>
-      <w:r>
-        <w:rPr>
-          <w:rFonts w:ascii="Garamond" w:hAnsi="Garamond"/>
-          <w:color w:val="FF0000"/>
-          <w:lang w:val="es-ES"/>
-        </w:rPr>
-        <w:t>?</w:t>
+          <w:rFonts w:ascii="Brill" w:hAnsi="Brill"/>
+          <w:color w:val="FF0000"/>
+          <w:lang w:val="es-ES"/>
+        </w:rPr>
+        <w:t>María?</w:t>
       </w:r>
     </w:p>
     <w:p>
       <w:pPr>
         <w:rPr>
-          <w:rFonts w:ascii="Garamond" w:hAnsi="Garamond"/>
+          <w:rFonts w:ascii="Brill" w:hAnsi="Brill"/>
         </w:rPr>
       </w:pPr>
       <w:r>
         <w:rPr>
-          <w:rFonts w:ascii="Garamond" w:hAnsi="Garamond"/>
+          <w:rFonts w:ascii="Brill" w:hAnsi="Brill"/>
         </w:rPr>
         <w:t xml:space="preserve">E: 82r </w:t>
       </w:r>
       <w:r>
         <w:rPr>
-          <w:rFonts w:ascii="Garamond" w:hAnsi="Garamond"/>
-          <w:color w:val="FF0000"/>
-          <w:lang w:val="es-ES"/>
-        </w:rPr>
-        <w:t>Cap</w:t>
-      </w:r>
-      <w:r>
-        <w:rPr>
-          <w:rFonts w:ascii="Garamond" w:hAnsi="Garamond"/>
-          <w:color w:val="FF0000"/>
-          <w:lang w:val="es-ES"/>
-        </w:rPr>
-        <w:t>í</w:t>
-      </w:r>
-      <w:r>
-        <w:rPr>
-          <w:rFonts w:ascii="Garamond" w:hAnsi="Garamond"/>
-          <w:color w:val="FF0000"/>
-          <w:lang w:val="es-ES"/>
-        </w:rPr>
-        <w:t>tulo</w:t>
-      </w:r>
-      <w:r>
-        <w:rPr>
-          <w:rFonts w:ascii="Garamond" w:hAnsi="Garamond"/>
-          <w:color w:val="FF0000"/>
-          <w:lang w:val="es-ES"/>
+          <w:rFonts w:ascii="Brill" w:hAnsi="Brill"/>
+          <w:color w:val="FF0000"/>
+          <w:lang w:val="es-ES"/>
+        </w:rPr>
+        <w:t xml:space="preserve">Capítulo </w:t>
+      </w:r>
+      <w:r>
+        <w:rPr>
+          <w:rFonts w:ascii="Brill" w:hAnsi="Brill"/>
+          <w:color w:val="FF0000"/>
+        </w:rPr>
+        <w:t>que demanda por q</w:t>
+      </w:r>
+      <w:r>
+        <w:rPr>
+          <w:rFonts w:ascii="Brill" w:hAnsi="Brill"/>
+          <w:color w:val="FF0000"/>
+          <w:lang w:val="es-ES"/>
+        </w:rPr>
+        <w:t>ué</w:t>
+      </w:r>
+      <w:r>
+        <w:rPr>
+          <w:rFonts w:ascii="Brill" w:hAnsi="Brill"/>
+          <w:color w:val="FF0000"/>
+        </w:rPr>
+        <w:t xml:space="preserve"> raz</w:t>
+      </w:r>
+      <w:r>
+        <w:rPr>
+          <w:rFonts w:ascii="Brill" w:hAnsi="Brill"/>
+          <w:color w:val="FF0000"/>
+        </w:rPr>
+        <w:t>ó</w:t>
+      </w:r>
+      <w:r>
+        <w:rPr>
+          <w:rFonts w:ascii="Brill" w:hAnsi="Brill"/>
+          <w:color w:val="FF0000"/>
+        </w:rPr>
+        <w:t xml:space="preserve">n quiso </w:t>
+      </w:r>
+      <w:r>
+        <w:rPr>
+          <w:rFonts w:ascii="Brill" w:hAnsi="Brill"/>
+          <w:color w:val="FF0000"/>
+          <w:lang w:val="es-ES"/>
+        </w:rPr>
+        <w:t>Nuestro Señor</w:t>
+      </w:r>
+      <w:r>
+        <w:rPr>
+          <w:rFonts w:ascii="Brill" w:hAnsi="Brill"/>
+          <w:color w:val="FF0000"/>
         </w:rPr>
         <w:t xml:space="preserve"> </w:t>
       </w:r>
       <w:r>
         <w:rPr>
-          <w:rFonts w:ascii="Garamond" w:hAnsi="Garamond"/>
-          <w:color w:val="FF0000"/>
-        </w:rPr>
-        <w:t>que demanda por q</w:t>
-      </w:r>
-      <w:r>
-        <w:rPr>
-          <w:rFonts w:ascii="Garamond" w:hAnsi="Garamond"/>
-          <w:color w:val="FF0000"/>
-          <w:lang w:val="es-ES"/>
-        </w:rPr>
-        <w:t>ué</w:t>
-      </w:r>
-      <w:r>
-        <w:rPr>
-          <w:rFonts w:ascii="Garamond" w:hAnsi="Garamond"/>
-          <w:color w:val="FF0000"/>
-        </w:rPr>
-        <w:t xml:space="preserve"> raz</w:t>
-      </w:r>
-      <w:r>
-        <w:rPr>
-          <w:rFonts w:ascii="Garamond" w:hAnsi="Garamond"/>
-          <w:color w:val="FF0000"/>
-        </w:rPr>
-        <w:t>ó</w:t>
-      </w:r>
-      <w:r>
-        <w:rPr>
-          <w:rFonts w:ascii="Garamond" w:hAnsi="Garamond"/>
-          <w:color w:val="FF0000"/>
-        </w:rPr>
-        <w:t xml:space="preserve">n quiso </w:t>
-      </w:r>
-      <w:r>
-        <w:rPr>
-          <w:rFonts w:ascii="Garamond" w:hAnsi="Garamond"/>
-          <w:color w:val="FF0000"/>
-          <w:lang w:val="es-ES"/>
-        </w:rPr>
-        <w:t>N</w:t>
-      </w:r>
-      <w:r>
-        <w:rPr>
-          <w:rFonts w:ascii="Garamond" w:hAnsi="Garamond"/>
-          <w:color w:val="FF0000"/>
-          <w:lang w:val="es-ES"/>
-        </w:rPr>
-        <w:t xml:space="preserve">uestro </w:t>
-      </w:r>
-      <w:r>
-        <w:rPr>
-          <w:rFonts w:ascii="Garamond" w:hAnsi="Garamond"/>
-          <w:color w:val="FF0000"/>
-          <w:lang w:val="es-ES"/>
-        </w:rPr>
-        <w:t>S</w:t>
-      </w:r>
-      <w:r>
-        <w:rPr>
-          <w:rFonts w:ascii="Garamond" w:hAnsi="Garamond"/>
-          <w:color w:val="FF0000"/>
-          <w:lang w:val="es-ES"/>
-        </w:rPr>
-        <w:t>eñor</w:t>
-      </w:r>
-      <w:r>
-        <w:rPr>
-          <w:rFonts w:ascii="Garamond" w:hAnsi="Garamond"/>
-          <w:color w:val="FF0000"/>
-        </w:rPr>
-        <w:t xml:space="preserve"> </w:t>
-      </w:r>
-      <w:r>
-        <w:rPr>
-          <w:rFonts w:ascii="Garamond" w:hAnsi="Garamond"/>
+          <w:rFonts w:ascii="Brill" w:hAnsi="Brill"/>
           <w:color w:val="FF0000"/>
         </w:rPr>
         <w:t>subir al cielo</w:t>
@@ -1307,239 +869,139 @@
     <w:p>
       <w:pPr>
         <w:rPr>
-          <w:rFonts w:ascii="Garamond" w:hAnsi="Garamond"/>
+          <w:rFonts w:ascii="Brill" w:hAnsi="Brill"/>
           <w:color w:val="FF0000"/>
           <w:lang w:val="es-ES"/>
         </w:rPr>
       </w:pPr>
       <w:r>
         <w:rPr>
-          <w:rFonts w:ascii="Garamond" w:hAnsi="Garamond"/>
+          <w:rFonts w:ascii="Brill" w:hAnsi="Brill"/>
         </w:rPr>
         <w:t xml:space="preserve">E: 83r </w:t>
       </w:r>
       <w:r>
         <w:rPr>
-          <w:rFonts w:ascii="Garamond" w:hAnsi="Garamond"/>
-          <w:color w:val="FF0000"/>
-          <w:lang w:val="es-ES"/>
-        </w:rPr>
-        <w:t>Cap</w:t>
-      </w:r>
-      <w:r>
-        <w:rPr>
-          <w:rFonts w:ascii="Garamond" w:hAnsi="Garamond"/>
-          <w:color w:val="FF0000"/>
-          <w:lang w:val="es-ES"/>
+          <w:rFonts w:ascii="Brill" w:hAnsi="Brill"/>
+          <w:color w:val="FF0000"/>
+          <w:lang w:val="es-ES"/>
+        </w:rPr>
+        <w:t xml:space="preserve">Capítulo </w:t>
+      </w:r>
+      <w:r>
+        <w:rPr>
+          <w:rFonts w:ascii="Brill" w:hAnsi="Brill"/>
+          <w:smallCaps/>
+          <w:color w:val="FF0000"/>
+        </w:rPr>
+        <w:t>xxxiii</w:t>
+      </w:r>
+      <w:r>
+        <w:rPr>
+          <w:rFonts w:ascii="Brill" w:hAnsi="Brill"/>
+          <w:color w:val="FF0000"/>
+        </w:rPr>
+        <w:t xml:space="preserve">. </w:t>
+      </w:r>
+      <w:r>
+        <w:rPr>
+          <w:rFonts w:ascii="Brill" w:hAnsi="Brill"/>
+          <w:color w:val="FF0000"/>
+          <w:lang w:val="es-ES"/>
+        </w:rPr>
+        <w:t>¿P</w:t>
+      </w:r>
+      <w:r>
+        <w:rPr>
+          <w:rFonts w:ascii="Brill" w:hAnsi="Brill"/>
+          <w:color w:val="FF0000"/>
+        </w:rPr>
+        <w:t xml:space="preserve">or qué razón </w:t>
+      </w:r>
+      <w:r>
+        <w:rPr>
+          <w:rFonts w:ascii="Brill" w:hAnsi="Brill"/>
+          <w:color w:val="FF0000"/>
+        </w:rPr>
+        <w:t xml:space="preserve">quiso </w:t>
+      </w:r>
+      <w:r>
+        <w:rPr>
+          <w:rFonts w:ascii="Brill" w:hAnsi="Brill"/>
+          <w:color w:val="FF0000"/>
+          <w:lang w:val="es-ES"/>
+        </w:rPr>
+        <w:t>Nuestro Señor</w:t>
+      </w:r>
+      <w:r>
+        <w:rPr>
+          <w:rFonts w:ascii="Brill" w:hAnsi="Brill"/>
+          <w:color w:val="FF0000"/>
+        </w:rPr>
+        <w:t xml:space="preserve"> </w:t>
+      </w:r>
+      <w:r>
+        <w:rPr>
+          <w:rFonts w:ascii="Brill" w:hAnsi="Brill"/>
+          <w:color w:val="FF0000"/>
+        </w:rPr>
+        <w:t>suvir al cielo el d</w:t>
+      </w:r>
+      <w:r>
+        <w:rPr>
+          <w:rFonts w:ascii="Brill" w:hAnsi="Brill"/>
+          <w:color w:val="FF0000"/>
         </w:rPr>
         <w:t>í</w:t>
       </w:r>
       <w:r>
         <w:rPr>
-          <w:rFonts w:ascii="Garamond" w:hAnsi="Garamond"/>
-          <w:color w:val="FF0000"/>
-          <w:lang w:val="es-ES"/>
-        </w:rPr>
-        <w:t>tulo</w:t>
-      </w:r>
-      <w:r>
-        <w:rPr>
-          <w:rFonts w:ascii="Garamond" w:hAnsi="Garamond"/>
-          <w:color w:val="FF0000"/>
-          <w:lang w:val="es-ES"/>
-        </w:rPr>
-        <w:t xml:space="preserve"> </w:t>
-      </w:r>
-      <w:r>
-        <w:rPr>
-          <w:rFonts w:ascii="Garamond" w:hAnsi="Garamond"/>
-          <w:smallCaps/>
-          <w:color w:val="FF0000"/>
-        </w:rPr>
-        <w:t>xxxiii</w:t>
-      </w:r>
-      <w:r>
-        <w:rPr>
-          <w:rFonts w:ascii="Garamond" w:hAnsi="Garamond"/>
-          <w:color w:val="FF0000"/>
-        </w:rPr>
-        <w:t xml:space="preserve">. </w:t>
-      </w:r>
-      <w:r>
-        <w:rPr>
-          <w:rFonts w:ascii="Garamond" w:hAnsi="Garamond"/>
-          <w:color w:val="FF0000"/>
-          <w:lang w:val="es-ES"/>
-        </w:rPr>
-        <w:t>¿P</w:t>
-      </w:r>
-      <w:r>
-        <w:rPr>
-          <w:rFonts w:ascii="Garamond" w:hAnsi="Garamond"/>
-          <w:color w:val="FF0000"/>
-        </w:rPr>
-        <w:t>or qu</w:t>
-      </w:r>
-      <w:r>
-        <w:rPr>
-          <w:rFonts w:ascii="Garamond" w:hAnsi="Garamond"/>
-          <w:color w:val="FF0000"/>
-        </w:rPr>
-        <w:t>é</w:t>
-      </w:r>
-      <w:r>
-        <w:rPr>
-          <w:rFonts w:ascii="Garamond" w:hAnsi="Garamond"/>
-          <w:color w:val="FF0000"/>
-        </w:rPr>
-        <w:t xml:space="preserve"> raz</w:t>
-      </w:r>
-      <w:r>
-        <w:rPr>
-          <w:rFonts w:ascii="Garamond" w:hAnsi="Garamond"/>
+          <w:rFonts w:ascii="Brill" w:hAnsi="Brill"/>
+          <w:color w:val="FF0000"/>
+        </w:rPr>
+        <w:t>a que suvi</w:t>
+      </w:r>
+      <w:r>
+        <w:rPr>
+          <w:rFonts w:ascii="Brill" w:hAnsi="Brill"/>
           <w:color w:val="FF0000"/>
         </w:rPr>
         <w:t>ó</w:t>
       </w:r>
       <w:r>
         <w:rPr>
-          <w:rFonts w:ascii="Garamond" w:hAnsi="Garamond"/>
-          <w:color w:val="FF0000"/>
-        </w:rPr>
-        <w:t xml:space="preserve">n </w:t>
-      </w:r>
-      <w:r>
-        <w:rPr>
-          <w:rFonts w:ascii="Garamond" w:hAnsi="Garamond"/>
-          <w:color w:val="FF0000"/>
-        </w:rPr>
-        <w:t xml:space="preserve">quiso </w:t>
-      </w:r>
-      <w:r>
-        <w:rPr>
-          <w:rFonts w:ascii="Garamond" w:hAnsi="Garamond"/>
-          <w:color w:val="FF0000"/>
-          <w:lang w:val="es-ES"/>
-        </w:rPr>
-        <w:t>N</w:t>
-      </w:r>
-      <w:r>
-        <w:rPr>
-          <w:rFonts w:ascii="Garamond" w:hAnsi="Garamond"/>
-          <w:color w:val="FF0000"/>
-          <w:lang w:val="es-ES"/>
-        </w:rPr>
-        <w:t xml:space="preserve">uestro </w:t>
-      </w:r>
-      <w:r>
-        <w:rPr>
-          <w:rFonts w:ascii="Garamond" w:hAnsi="Garamond"/>
-          <w:color w:val="FF0000"/>
-          <w:lang w:val="es-ES"/>
-        </w:rPr>
-        <w:t>S</w:t>
-      </w:r>
-      <w:r>
-        <w:rPr>
-          <w:rFonts w:ascii="Garamond" w:hAnsi="Garamond"/>
-          <w:color w:val="FF0000"/>
-          <w:lang w:val="es-ES"/>
-        </w:rPr>
-        <w:t>eñor</w:t>
-      </w:r>
-      <w:r>
-        <w:rPr>
-          <w:rFonts w:ascii="Garamond" w:hAnsi="Garamond"/>
-          <w:color w:val="FF0000"/>
-        </w:rPr>
-        <w:t xml:space="preserve"> </w:t>
-      </w:r>
-      <w:r>
-        <w:rPr>
-          <w:rFonts w:ascii="Garamond" w:hAnsi="Garamond"/>
-          <w:color w:val="FF0000"/>
-        </w:rPr>
-        <w:t>suvir al cielo el d</w:t>
-      </w:r>
-      <w:r>
-        <w:rPr>
-          <w:rFonts w:ascii="Garamond" w:hAnsi="Garamond"/>
+          <w:rFonts w:ascii="Brill" w:hAnsi="Brill"/>
+          <w:color w:val="FF0000"/>
+        </w:rPr>
+        <w:t xml:space="preserve"> estando all</w:t>
+      </w:r>
+      <w:r>
+        <w:rPr>
+          <w:rFonts w:ascii="Brill" w:hAnsi="Brill"/>
           <w:color w:val="FF0000"/>
         </w:rPr>
         <w:t>í</w:t>
       </w:r>
       <w:r>
         <w:rPr>
-          <w:rFonts w:ascii="Garamond" w:hAnsi="Garamond"/>
-          <w:color w:val="FF0000"/>
-        </w:rPr>
-        <w:t>a que suvi</w:t>
-      </w:r>
-      <w:r>
-        <w:rPr>
-          <w:rFonts w:ascii="Garamond" w:hAnsi="Garamond"/>
-          <w:color w:val="FF0000"/>
-        </w:rPr>
-        <w:t>ó</w:t>
-      </w:r>
-      <w:r>
-        <w:rPr>
-          <w:rFonts w:ascii="Garamond" w:hAnsi="Garamond"/>
-          <w:color w:val="FF0000"/>
-        </w:rPr>
-        <w:t xml:space="preserve"> estando all</w:t>
-      </w:r>
-      <w:r>
-        <w:rPr>
-          <w:rFonts w:ascii="Garamond" w:hAnsi="Garamond"/>
-          <w:color w:val="FF0000"/>
-        </w:rPr>
-        <w:t>í</w:t>
-      </w:r>
-      <w:r>
-        <w:rPr>
-          <w:rFonts w:ascii="Garamond" w:hAnsi="Garamond"/>
+          <w:rFonts w:ascii="Brill" w:hAnsi="Brill"/>
           <w:color w:val="FF0000"/>
         </w:rPr>
         <w:t xml:space="preserve"> santa </w:t>
       </w:r>
       <w:r>
         <w:rPr>
-          <w:rFonts w:ascii="Garamond" w:hAnsi="Garamond"/>
-          <w:color w:val="FF0000"/>
-          <w:lang w:val="es-ES"/>
-        </w:rPr>
-        <w:t>Mar</w:t>
-      </w:r>
-      <w:r>
-        <w:rPr>
-          <w:rFonts w:ascii="Garamond" w:hAnsi="Garamond"/>
-          <w:color w:val="FF0000"/>
-          <w:lang w:val="es-ES"/>
-        </w:rPr>
-        <w:t>í</w:t>
-      </w:r>
-      <w:r>
-        <w:rPr>
-          <w:rFonts w:ascii="Garamond" w:hAnsi="Garamond"/>
-          <w:color w:val="FF0000"/>
-          <w:lang w:val="es-ES"/>
-        </w:rPr>
-        <w:t>a</w:t>
-      </w:r>
-      <w:r>
-        <w:rPr>
-          <w:rFonts w:ascii="Garamond" w:hAnsi="Garamond"/>
-          <w:color w:val="FF0000"/>
-          <w:lang w:val="es-ES"/>
-        </w:rPr>
-        <w:t>?</w:t>
+          <w:rFonts w:ascii="Brill" w:hAnsi="Brill"/>
+          <w:color w:val="FF0000"/>
+          <w:lang w:val="es-ES"/>
+        </w:rPr>
+        <w:t>María?</w:t>
       </w:r>
     </w:p>
     <w:p>
       <w:pPr>
         <w:rPr>
-          <w:rFonts w:ascii="Garamond" w:eastAsia="Aptos" w:hAnsi="Garamond" w:cs="Times New Roman (Corps CS)"/>
+          <w:rFonts w:ascii="Brill" w:eastAsia="Aptos" w:hAnsi="Brill" w:cs="Times New Roman (Corps CS)"/>
           <w:color w:val="FF0000"/>
           <w:kern w:val="2"/>
           <w:lang w:val="es-ES"/>
@@ -1548,7 +1010,7 @@
       </w:pPr>
       <w:r>
         <w:rPr>
-          <w:rFonts w:ascii="Garamond" w:eastAsia="Aptos" w:hAnsi="Garamond" w:cs="Times New Roman (Corps CS)"/>
+          <w:rFonts w:ascii="Brill" w:eastAsia="Aptos" w:hAnsi="Brill" w:cs="Times New Roman (Corps CS)"/>
           <w:kern w:val="2"/>
           <w:lang w:val="fr-FR"/>
           <w14:ligatures w14:val="standardContextual"/>
@@ -1557,7 +1019,7 @@
       </w:r>
       <w:r>
         <w:rPr>
-          <w:rFonts w:ascii="Garamond" w:eastAsia="Aptos" w:hAnsi="Garamond" w:cs="Times New Roman (Corps CS)"/>
+          <w:rFonts w:ascii="Brill" w:eastAsia="Aptos" w:hAnsi="Brill" w:cs="Times New Roman (Corps CS)"/>
           <w:kern w:val="2"/>
           <w:lang w:val="es-ES"/>
           <w14:ligatures w14:val="standardContextual"/>
@@ -1566,7 +1028,7 @@
       </w:r>
       <w:r>
         <w:rPr>
-          <w:rFonts w:ascii="Garamond" w:eastAsia="Aptos" w:hAnsi="Garamond" w:cs="Times New Roman (Corps CS)"/>
+          <w:rFonts w:ascii="Brill" w:eastAsia="Aptos" w:hAnsi="Brill" w:cs="Times New Roman (Corps CS)"/>
           <w:color w:val="FF0000"/>
           <w:kern w:val="2"/>
           <w:lang w:val="es-ES"/>
@@ -1576,7 +1038,7 @@
       </w:r>
       <w:r>
         <w:rPr>
-          <w:rFonts w:ascii="Garamond" w:eastAsia="Aptos" w:hAnsi="Garamond" w:cs="Times New Roman (Corps CS)"/>
+          <w:rFonts w:ascii="Brill" w:eastAsia="Aptos" w:hAnsi="Brill" w:cs="Times New Roman (Corps CS)"/>
           <w:smallCaps/>
           <w:color w:val="FF0000"/>
           <w:kern w:val="2"/>
@@ -1587,7 +1049,7 @@
       </w:r>
       <w:r>
         <w:rPr>
-          <w:rFonts w:ascii="Garamond" w:eastAsia="Aptos" w:hAnsi="Garamond" w:cs="Times New Roman (Corps CS)"/>
+          <w:rFonts w:ascii="Brill" w:eastAsia="Aptos" w:hAnsi="Brill" w:cs="Times New Roman (Corps CS)"/>
           <w:color w:val="FF0000"/>
           <w:kern w:val="2"/>
           <w:lang w:val="es-ES"/>
@@ -1599,34 +1061,34 @@
     <w:p>
       <w:pPr>
         <w:rPr>
-          <w:rFonts w:ascii="Garamond" w:hAnsi="Garamond"/>
+          <w:rFonts w:ascii="Brill" w:hAnsi="Brill"/>
           <w:color w:val="FF0000"/>
           <w:lang w:val="es-ES"/>
         </w:rPr>
       </w:pPr>
       <w:r>
         <w:rPr>
-          <w:rFonts w:ascii="Garamond" w:hAnsi="Garamond"/>
+          <w:rFonts w:ascii="Brill" w:hAnsi="Brill"/>
           <w:lang w:val="es-ES"/>
         </w:rPr>
         <w:t xml:space="preserve">G: </w:t>
       </w:r>
       <w:r>
         <w:rPr>
-          <w:rFonts w:ascii="Garamond" w:hAnsi="Garamond"/>
+          <w:rFonts w:ascii="Brill" w:hAnsi="Brill"/>
         </w:rPr>
         <w:t>74v</w:t>
       </w:r>
       <w:r>
         <w:rPr>
-          <w:rFonts w:ascii="Garamond" w:hAnsi="Garamond"/>
+          <w:rFonts w:ascii="Brill" w:hAnsi="Brill"/>
           <w:lang w:val="es-ES"/>
         </w:rPr>
         <w:t xml:space="preserve"> </w:t>
       </w:r>
       <w:r>
         <w:rPr>
-          <w:rFonts w:ascii="Garamond" w:hAnsi="Garamond"/>
+          <w:rFonts w:ascii="Brill" w:hAnsi="Brill"/>
           <w:color w:val="FF0000"/>
         </w:rPr>
         <w:t>Pregunta del diciplo al maestro</w:t>
@@ -1635,28 +1097,28 @@
     <w:p>
       <w:pPr>
         <w:rPr>
-          <w:rFonts w:ascii="Garamond" w:hAnsi="Garamond"/>
+          <w:rFonts w:ascii="Brill" w:hAnsi="Brill"/>
           <w:color w:val="FF0000"/>
           <w:lang w:val="es-ES"/>
         </w:rPr>
       </w:pPr>
       <w:r>
         <w:rPr>
-          <w:rFonts w:ascii="Garamond" w:hAnsi="Garamond"/>
+          <w:rFonts w:ascii="Brill" w:hAnsi="Brill"/>
           <w:lang w:val="es-ES"/>
         </w:rPr>
         <w:t xml:space="preserve">G:74v </w:t>
       </w:r>
       <w:r>
         <w:rPr>
-          <w:rFonts w:ascii="Garamond" w:hAnsi="Garamond"/>
+          <w:rFonts w:ascii="Brill" w:hAnsi="Brill"/>
           <w:color w:val="FF0000"/>
         </w:rPr>
         <w:t>Respuesta del maestro</w:t>
       </w:r>
       <w:r>
         <w:rPr>
-          <w:rFonts w:ascii="Garamond" w:hAnsi="Garamond"/>
+          <w:rFonts w:ascii="Brill" w:hAnsi="Brill"/>
           <w:color w:val="FF0000"/>
           <w:lang w:val="es-ES"/>
         </w:rPr>
@@ -1664,7 +1126,7 @@
       </w:r>
       <w:r>
         <w:rPr>
-          <w:rFonts w:ascii="Garamond" w:hAnsi="Garamond"/>
+          <w:rFonts w:ascii="Brill" w:hAnsi="Brill"/>
           <w:lang w:val="es-ES"/>
         </w:rPr>
         <w:t>(después de pregunta)</w:t>
@@ -1673,244 +1135,180 @@
     <w:p>
       <w:pPr>
         <w:rPr>
-          <w:rFonts w:ascii="Garamond" w:hAnsi="Garamond"/>
+          <w:rFonts w:ascii="Brill" w:hAnsi="Brill"/>
           <w:color w:val="FF0000"/>
           <w:lang w:val="es-ES"/>
         </w:rPr>
       </w:pPr>
       <w:r>
         <w:rPr>
-          <w:rFonts w:ascii="Garamond" w:hAnsi="Garamond"/>
+          <w:rFonts w:ascii="Brill" w:hAnsi="Brill"/>
           <w:lang w:val="es-ES"/>
         </w:rPr>
         <w:t xml:space="preserve">H: </w:t>
       </w:r>
       <w:r>
         <w:rPr>
-          <w:rFonts w:ascii="Garamond" w:hAnsi="Garamond"/>
+          <w:rFonts w:ascii="Brill" w:hAnsi="Brill"/>
         </w:rPr>
         <w:t xml:space="preserve">22r </w:t>
       </w:r>
       <w:r>
         <w:rPr>
-          <w:rFonts w:ascii="Garamond" w:hAnsi="Garamond"/>
-          <w:color w:val="FF0000"/>
-          <w:lang w:val="es-ES"/>
-        </w:rPr>
-        <w:t>Cap</w:t>
-      </w:r>
-      <w:r>
-        <w:rPr>
-          <w:rFonts w:ascii="Garamond" w:hAnsi="Garamond"/>
-          <w:color w:val="FF0000"/>
-          <w:lang w:val="es-ES"/>
+          <w:rFonts w:ascii="Brill" w:hAnsi="Brill"/>
+          <w:color w:val="FF0000"/>
+          <w:lang w:val="es-ES"/>
+        </w:rPr>
+        <w:t xml:space="preserve">Capítulo </w:t>
+      </w:r>
+      <w:r>
+        <w:rPr>
+          <w:rFonts w:ascii="Brill" w:hAnsi="Brill"/>
+          <w:smallCaps/>
+          <w:color w:val="FF0000"/>
+        </w:rPr>
+        <w:t>xv</w:t>
+      </w:r>
+      <w:r>
+        <w:rPr>
+          <w:rFonts w:ascii="Brill" w:hAnsi="Brill"/>
+          <w:color w:val="FF0000"/>
+          <w:lang w:val="es-ES"/>
+        </w:rPr>
+        <w:t>.</w:t>
+      </w:r>
+      <w:r>
+        <w:rPr>
+          <w:rFonts w:ascii="Brill" w:hAnsi="Brill"/>
+          <w:color w:val="FF0000"/>
+        </w:rPr>
+        <w:t xml:space="preserve"> </w:t>
+      </w:r>
+      <w:r>
+        <w:rPr>
+          <w:rFonts w:ascii="Brill" w:hAnsi="Brill"/>
+          <w:color w:val="FF0000"/>
+          <w:lang w:val="es-ES"/>
+        </w:rPr>
+        <w:t>¿P</w:t>
+      </w:r>
+      <w:r>
+        <w:rPr>
+          <w:rFonts w:ascii="Brill" w:hAnsi="Brill"/>
+          <w:color w:val="FF0000"/>
+        </w:rPr>
+        <w:t>or qu</w:t>
+      </w:r>
+      <w:r>
+        <w:rPr>
+          <w:rFonts w:ascii="Brill" w:hAnsi="Brill"/>
+          <w:color w:val="FF0000"/>
+        </w:rPr>
+        <w:t>é</w:t>
+      </w:r>
+      <w:r>
+        <w:rPr>
+          <w:rFonts w:ascii="Brill" w:hAnsi="Brill"/>
+          <w:color w:val="FF0000"/>
+        </w:rPr>
+        <w:t xml:space="preserve"> raz</w:t>
+      </w:r>
+      <w:r>
+        <w:rPr>
+          <w:rFonts w:ascii="Brill" w:hAnsi="Brill"/>
+          <w:color w:val="FF0000"/>
+        </w:rPr>
+        <w:t>ó</w:t>
+      </w:r>
+      <w:r>
+        <w:rPr>
+          <w:rFonts w:ascii="Brill" w:hAnsi="Brill"/>
+          <w:color w:val="FF0000"/>
+        </w:rPr>
+        <w:t xml:space="preserve">n quiso el </w:t>
+      </w:r>
+      <w:r>
+        <w:rPr>
+          <w:rFonts w:ascii="Brill" w:hAnsi="Brill"/>
+          <w:color w:val="FF0000"/>
+          <w:lang w:val="es-ES"/>
+        </w:rPr>
+        <w:t>Nuestro Señor</w:t>
+      </w:r>
+      <w:r>
+        <w:rPr>
+          <w:rFonts w:ascii="Brill" w:hAnsi="Brill"/>
+          <w:color w:val="FF0000"/>
+        </w:rPr>
+        <w:t xml:space="preserve"> </w:t>
+      </w:r>
+      <w:r>
+        <w:rPr>
+          <w:rFonts w:ascii="Brill" w:hAnsi="Brill"/>
+          <w:color w:val="FF0000"/>
+        </w:rPr>
+        <w:t>sobir a los cielos el d</w:t>
+      </w:r>
+      <w:r>
+        <w:rPr>
+          <w:rFonts w:ascii="Brill" w:hAnsi="Brill"/>
+          <w:color w:val="FF0000"/>
         </w:rPr>
         <w:t>í</w:t>
       </w:r>
       <w:r>
         <w:rPr>
-          <w:rFonts w:ascii="Garamond" w:hAnsi="Garamond"/>
-          <w:color w:val="FF0000"/>
-          <w:lang w:val="es-ES"/>
-        </w:rPr>
-        <w:t>tulo</w:t>
-      </w:r>
-      <w:r>
-        <w:rPr>
-          <w:rFonts w:ascii="Garamond" w:hAnsi="Garamond"/>
-          <w:color w:val="FF0000"/>
-          <w:lang w:val="es-ES"/>
-        </w:rPr>
-        <w:t xml:space="preserve"> </w:t>
-      </w:r>
-      <w:r>
-        <w:rPr>
-          <w:rFonts w:ascii="Garamond" w:hAnsi="Garamond"/>
-          <w:smallCaps/>
-          <w:color w:val="FF0000"/>
-        </w:rPr>
-        <w:t>xv</w:t>
-      </w:r>
-      <w:r>
-        <w:rPr>
-          <w:rFonts w:ascii="Garamond" w:hAnsi="Garamond"/>
-          <w:color w:val="FF0000"/>
-          <w:lang w:val="es-ES"/>
-        </w:rPr>
-        <w:t>.</w:t>
-      </w:r>
-      <w:r>
-        <w:rPr>
-          <w:rFonts w:ascii="Garamond" w:hAnsi="Garamond"/>
-          <w:color w:val="FF0000"/>
-        </w:rPr>
-        <w:t xml:space="preserve"> </w:t>
-      </w:r>
-      <w:r>
-        <w:rPr>
-          <w:rFonts w:ascii="Garamond" w:hAnsi="Garamond"/>
-          <w:color w:val="FF0000"/>
-          <w:lang w:val="es-ES"/>
-        </w:rPr>
-        <w:t>¿P</w:t>
-      </w:r>
-      <w:r>
-        <w:rPr>
-          <w:rFonts w:ascii="Garamond" w:hAnsi="Garamond"/>
-          <w:color w:val="FF0000"/>
-        </w:rPr>
-        <w:t>or qu</w:t>
-      </w:r>
-      <w:r>
-        <w:rPr>
-          <w:rFonts w:ascii="Garamond" w:hAnsi="Garamond"/>
-          <w:color w:val="FF0000"/>
-        </w:rPr>
-        <w:t>é</w:t>
-      </w:r>
-      <w:r>
-        <w:rPr>
-          <w:rFonts w:ascii="Garamond" w:hAnsi="Garamond"/>
-          <w:color w:val="FF0000"/>
-        </w:rPr>
-        <w:t xml:space="preserve"> raz</w:t>
-      </w:r>
-      <w:r>
-        <w:rPr>
-          <w:rFonts w:ascii="Garamond" w:hAnsi="Garamond"/>
+          <w:rFonts w:ascii="Brill" w:hAnsi="Brill"/>
+          <w:color w:val="FF0000"/>
+        </w:rPr>
+        <w:t>a que subi</w:t>
+      </w:r>
+      <w:r>
+        <w:rPr>
+          <w:rFonts w:ascii="Brill" w:hAnsi="Brill"/>
           <w:color w:val="FF0000"/>
         </w:rPr>
         <w:t>ó</w:t>
       </w:r>
       <w:r>
         <w:rPr>
-          <w:rFonts w:ascii="Garamond" w:hAnsi="Garamond"/>
-          <w:color w:val="FF0000"/>
-        </w:rPr>
-        <w:t xml:space="preserve">n quiso el </w:t>
-      </w:r>
-      <w:r>
-        <w:rPr>
-          <w:rFonts w:ascii="Garamond" w:hAnsi="Garamond"/>
-          <w:color w:val="FF0000"/>
-          <w:lang w:val="es-ES"/>
-        </w:rPr>
-        <w:t>N</w:t>
-      </w:r>
-      <w:r>
-        <w:rPr>
-          <w:rFonts w:ascii="Garamond" w:hAnsi="Garamond"/>
-          <w:color w:val="FF0000"/>
-          <w:lang w:val="es-ES"/>
-        </w:rPr>
-        <w:t xml:space="preserve">uestro </w:t>
-      </w:r>
-      <w:r>
-        <w:rPr>
-          <w:rFonts w:ascii="Garamond" w:hAnsi="Garamond"/>
-          <w:color w:val="FF0000"/>
-          <w:lang w:val="es-ES"/>
-        </w:rPr>
-        <w:t>S</w:t>
-      </w:r>
-      <w:r>
-        <w:rPr>
-          <w:rFonts w:ascii="Garamond" w:hAnsi="Garamond"/>
-          <w:color w:val="FF0000"/>
-          <w:lang w:val="es-ES"/>
-        </w:rPr>
-        <w:t>eñor</w:t>
-      </w:r>
-      <w:r>
-        <w:rPr>
-          <w:rFonts w:ascii="Garamond" w:hAnsi="Garamond"/>
-          <w:color w:val="FF0000"/>
-        </w:rPr>
-        <w:t xml:space="preserve"> </w:t>
-      </w:r>
-      <w:r>
-        <w:rPr>
-          <w:rFonts w:ascii="Garamond" w:hAnsi="Garamond"/>
-          <w:color w:val="FF0000"/>
-        </w:rPr>
-        <w:t>sobir a los cielos el d</w:t>
-      </w:r>
-      <w:r>
-        <w:rPr>
-          <w:rFonts w:ascii="Garamond" w:hAnsi="Garamond"/>
-          <w:color w:val="FF0000"/>
-        </w:rPr>
-        <w:t>í</w:t>
-      </w:r>
-      <w:r>
-        <w:rPr>
-          <w:rFonts w:ascii="Garamond" w:hAnsi="Garamond"/>
-          <w:color w:val="FF0000"/>
-        </w:rPr>
-        <w:t>a que subi</w:t>
-      </w:r>
-      <w:r>
-        <w:rPr>
-          <w:rFonts w:ascii="Garamond" w:hAnsi="Garamond"/>
-          <w:color w:val="FF0000"/>
-        </w:rPr>
-        <w:t>ó</w:t>
-      </w:r>
-      <w:r>
-        <w:rPr>
-          <w:rFonts w:ascii="Garamond" w:hAnsi="Garamond"/>
+          <w:rFonts w:ascii="Brill" w:hAnsi="Brill"/>
           <w:color w:val="FF0000"/>
         </w:rPr>
         <w:t xml:space="preserve"> estando </w:t>
       </w:r>
       <w:r>
         <w:rPr>
-          <w:rFonts w:ascii="Garamond" w:hAnsi="Garamond"/>
+          <w:rFonts w:ascii="Brill" w:hAnsi="Brill"/>
           <w:color w:val="FF0000"/>
         </w:rPr>
         <w:t>ý</w:t>
       </w:r>
       <w:r>
         <w:rPr>
-          <w:rFonts w:ascii="Garamond" w:hAnsi="Garamond"/>
+          <w:rFonts w:ascii="Brill" w:hAnsi="Brill"/>
           <w:color w:val="FF0000"/>
         </w:rPr>
         <w:t xml:space="preserve"> santa </w:t>
       </w:r>
       <w:r>
         <w:rPr>
-          <w:rFonts w:ascii="Garamond" w:hAnsi="Garamond"/>
-          <w:color w:val="FF0000"/>
-          <w:lang w:val="es-ES"/>
-        </w:rPr>
-        <w:t>Mar</w:t>
-      </w:r>
-      <w:r>
-        <w:rPr>
-          <w:rFonts w:ascii="Garamond" w:hAnsi="Garamond"/>
-          <w:color w:val="FF0000"/>
-          <w:lang w:val="es-ES"/>
-        </w:rPr>
-        <w:t>í</w:t>
-      </w:r>
-      <w:r>
-        <w:rPr>
-          <w:rFonts w:ascii="Garamond" w:hAnsi="Garamond"/>
-          <w:color w:val="FF0000"/>
-          <w:lang w:val="es-ES"/>
-        </w:rPr>
-        <w:t xml:space="preserve">a </w:t>
-      </w:r>
-      <w:r>
-        <w:rPr>
-          <w:rFonts w:ascii="Garamond" w:hAnsi="Garamond"/>
+          <w:rFonts w:ascii="Brill" w:hAnsi="Brill"/>
+          <w:color w:val="FF0000"/>
+          <w:lang w:val="es-ES"/>
+        </w:rPr>
+        <w:t xml:space="preserve">María </w:t>
+      </w:r>
+      <w:r>
+        <w:rPr>
+          <w:rFonts w:ascii="Brill" w:hAnsi="Brill"/>
           <w:color w:val="FF0000"/>
         </w:rPr>
         <w:t>e los doze apostoles</w:t>
       </w:r>
       <w:r>
         <w:rPr>
-          <w:rFonts w:ascii="Garamond" w:hAnsi="Garamond"/>
+          <w:rFonts w:ascii="Brill" w:hAnsi="Brill"/>
           <w:color w:val="FF0000"/>
           <w:lang w:val="es-ES"/>
         </w:rPr>
@@ -1920,7 +1318,7 @@
     <w:p>
       <w:pPr>
         <w:rPr>
-          <w:rFonts w:ascii="Garamond" w:hAnsi="Garamond" w:cs="Times New Roman (Corps CS)"/>
+          <w:rFonts w:ascii="Brill" w:hAnsi="Brill" w:cs="Times New Roman (Corps CS)"/>
           <w:color w:val="FF0000"/>
           <w:kern w:val="2"/>
           <w14:ligatures w14:val="standardContextual"/>
@@ -1928,7 +1326,7 @@
       </w:pPr>
       <w:r>
         <w:rPr>
-          <w:rFonts w:ascii="Garamond" w:hAnsi="Garamond" w:cs="Times New Roman (Corps CS)"/>
+          <w:rFonts w:ascii="Brill" w:hAnsi="Brill" w:cs="Times New Roman (Corps CS)"/>
           <w:kern w:val="2"/>
           <w:lang w:val="es-ES"/>
           <w14:ligatures w14:val="standardContextual"/>
@@ -1937,7 +1335,7 @@
       </w:r>
       <w:r>
         <w:rPr>
-          <w:rFonts w:ascii="Garamond" w:hAnsi="Garamond" w:cs="Times New Roman (Corps CS)"/>
+          <w:rFonts w:ascii="Brill" w:hAnsi="Brill" w:cs="Times New Roman (Corps CS)"/>
           <w:color w:val="FF0000"/>
           <w:kern w:val="2"/>
           <w:lang w:val="es-ES"/>
@@ -1947,7 +1345,7 @@
       </w:r>
       <w:r>
         <w:rPr>
-          <w:rFonts w:ascii="Garamond" w:hAnsi="Garamond" w:cs="Times New Roman (Corps CS)"/>
+          <w:rFonts w:ascii="Brill" w:hAnsi="Brill" w:cs="Times New Roman (Corps CS)"/>
           <w:color w:val="FF0000"/>
           <w:kern w:val="2"/>
           <w14:ligatures w14:val="standardContextual"/>
@@ -1956,7 +1354,7 @@
       </w:r>
       <w:r>
         <w:rPr>
-          <w:rFonts w:ascii="Garamond" w:hAnsi="Garamond" w:cs="Times New Roman (Corps CS)"/>
+          <w:rFonts w:ascii="Brill" w:hAnsi="Brill" w:cs="Times New Roman (Corps CS)"/>
           <w:color w:val="FF0000"/>
           <w:kern w:val="2"/>
           <w:lang w:val="es-ES"/>
@@ -1966,7 +1364,7 @@
       </w:r>
       <w:r>
         <w:rPr>
-          <w:rFonts w:ascii="Garamond" w:hAnsi="Garamond" w:cs="Times New Roman (Corps CS)"/>
+          <w:rFonts w:ascii="Brill" w:hAnsi="Brill" w:cs="Times New Roman (Corps CS)"/>
           <w:color w:val="FF0000"/>
           <w:kern w:val="2"/>
           <w14:ligatures w14:val="standardContextual"/>
@@ -1975,7 +1373,7 @@
       </w:r>
       <w:r>
         <w:rPr>
-          <w:rFonts w:ascii="Garamond" w:hAnsi="Garamond" w:cs="Times New Roman (Corps CS)"/>
+          <w:rFonts w:ascii="Brill" w:hAnsi="Brill" w:cs="Times New Roman (Corps CS)"/>
           <w:color w:val="FF0000"/>
           <w:kern w:val="2"/>
           <w:lang w:val="es-ES"/>
@@ -1985,7 +1383,7 @@
       </w:r>
       <w:r>
         <w:rPr>
-          <w:rFonts w:ascii="Garamond" w:hAnsi="Garamond" w:cs="Times New Roman (Corps CS)"/>
+          <w:rFonts w:ascii="Brill" w:hAnsi="Brill" w:cs="Times New Roman (Corps CS)"/>
           <w:color w:val="FF0000"/>
           <w:kern w:val="2"/>
           <w14:ligatures w14:val="standardContextual"/>
@@ -1994,7 +1392,7 @@
       </w:r>
       <w:r>
         <w:rPr>
-          <w:rFonts w:ascii="Garamond" w:hAnsi="Garamond" w:cs="Times New Roman (Corps CS)"/>
+          <w:rFonts w:ascii="Brill" w:hAnsi="Brill" w:cs="Times New Roman (Corps CS)"/>
           <w:color w:val="FF0000"/>
           <w:kern w:val="2"/>
           <w:lang w:val="es-ES"/>
@@ -2004,7 +1402,7 @@
       </w:r>
       <w:r>
         <w:rPr>
-          <w:rFonts w:ascii="Garamond" w:hAnsi="Garamond" w:cs="Times New Roman (Corps CS)"/>
+          <w:rFonts w:ascii="Brill" w:hAnsi="Brill" w:cs="Times New Roman (Corps CS)"/>
           <w:color w:val="FF0000"/>
           <w:kern w:val="2"/>
           <w14:ligatures w14:val="standardContextual"/>
@@ -2013,7 +1411,7 @@
       </w:r>
       <w:r>
         <w:rPr>
-          <w:rFonts w:ascii="Garamond" w:hAnsi="Garamond" w:cs="Times New Roman (Corps CS)"/>
+          <w:rFonts w:ascii="Brill" w:hAnsi="Brill" w:cs="Times New Roman (Corps CS)"/>
           <w:color w:val="FF0000"/>
           <w:kern w:val="2"/>
           <w:lang w:val="es-ES"/>
@@ -2023,7 +1421,7 @@
       </w:r>
       <w:r>
         <w:rPr>
-          <w:rFonts w:ascii="Garamond" w:hAnsi="Garamond" w:cs="Times New Roman (Corps CS)"/>
+          <w:rFonts w:ascii="Brill" w:hAnsi="Brill" w:cs="Times New Roman (Corps CS)"/>
           <w:color w:val="FF0000"/>
           <w:kern w:val="2"/>
           <w14:ligatures w14:val="standardContextual"/>
@@ -2032,7 +1430,7 @@
       </w:r>
       <w:r>
         <w:rPr>
-          <w:rFonts w:ascii="Garamond" w:hAnsi="Garamond" w:cs="Times New Roman (Corps CS)"/>
+          <w:rFonts w:ascii="Brill" w:hAnsi="Brill" w:cs="Times New Roman (Corps CS)"/>
           <w:color w:val="FF0000"/>
           <w:kern w:val="2"/>
           <w:lang w:val="es-ES"/>
@@ -2042,7 +1440,7 @@
       </w:r>
       <w:r>
         <w:rPr>
-          <w:rFonts w:ascii="Garamond" w:hAnsi="Garamond" w:cs="Times New Roman (Corps CS)"/>
+          <w:rFonts w:ascii="Brill" w:hAnsi="Brill" w:cs="Times New Roman (Corps CS)"/>
           <w:color w:val="FF0000"/>
           <w:kern w:val="2"/>
           <w14:ligatures w14:val="standardContextual"/>
@@ -2051,7 +1449,7 @@
       </w:r>
       <w:r>
         <w:rPr>
-          <w:rFonts w:ascii="Garamond" w:hAnsi="Garamond" w:cs="Times New Roman (Corps CS)"/>
+          <w:rFonts w:ascii="Brill" w:hAnsi="Brill" w:cs="Times New Roman (Corps CS)"/>
           <w:color w:val="FF0000"/>
           <w:kern w:val="2"/>
           <w:lang w:val="es-ES"/>
@@ -2061,7 +1459,7 @@
       </w:r>
       <w:r>
         <w:rPr>
-          <w:rFonts w:ascii="Garamond" w:hAnsi="Garamond" w:cs="Times New Roman (Corps CS)"/>
+          <w:rFonts w:ascii="Brill" w:hAnsi="Brill" w:cs="Times New Roman (Corps CS)"/>
           <w:color w:val="FF0000"/>
           <w:kern w:val="2"/>
           <w14:ligatures w14:val="standardContextual"/>
@@ -2072,7 +1470,7 @@
     <w:p>
       <w:pPr>
         <w:rPr>
-          <w:rFonts w:ascii="Garamond" w:hAnsi="Garamond" w:cs="Times New Roman (Corps CS)"/>
+          <w:rFonts w:ascii="Brill" w:hAnsi="Brill" w:cs="Times New Roman (Corps CS)"/>
           <w:color w:val="FF0000"/>
           <w:kern w:val="2"/>
           <w14:ligatures w14:val="standardContextual"/>
@@ -2080,7 +1478,7 @@
       </w:pPr>
       <w:r>
         <w:rPr>
-          <w:rFonts w:ascii="Garamond" w:hAnsi="Garamond" w:cs="Times New Roman (Corps CS)"/>
+          <w:rFonts w:ascii="Brill" w:hAnsi="Brill" w:cs="Times New Roman (Corps CS)"/>
           <w:kern w:val="2"/>
           <w:lang w:val="es-ES"/>
           <w14:ligatures w14:val="standardContextual"/>
@@ -2089,7 +1487,7 @@
       </w:r>
       <w:r>
         <w:rPr>
-          <w:rFonts w:ascii="Garamond" w:hAnsi="Garamond" w:cs="Times New Roman (Corps CS)"/>
+          <w:rFonts w:ascii="Brill" w:hAnsi="Brill" w:cs="Times New Roman (Corps CS)"/>
           <w:kern w:val="2"/>
           <w14:ligatures w14:val="standardContextual"/>
         </w:rPr>
@@ -2097,7 +1495,7 @@
       </w:r>
       <w:r>
         <w:rPr>
-          <w:rFonts w:ascii="Garamond" w:hAnsi="Garamond" w:cs="Times New Roman (Corps CS)"/>
+          <w:rFonts w:ascii="Brill" w:hAnsi="Brill" w:cs="Times New Roman (Corps CS)"/>
           <w:color w:val="FF0000"/>
           <w:kern w:val="2"/>
           <w14:ligatures w14:val="standardContextual"/>
@@ -2106,7 +1504,7 @@
       </w:r>
       <w:r>
         <w:rPr>
-          <w:rFonts w:ascii="Garamond" w:hAnsi="Garamond" w:cs="Times New Roman (Corps CS)"/>
+          <w:rFonts w:ascii="Brill" w:hAnsi="Brill" w:cs="Times New Roman (Corps CS)"/>
           <w:smallCaps/>
           <w:color w:val="FF0000"/>
           <w:kern w:val="2"/>
@@ -2116,7 +1514,7 @@
       </w:r>
       <w:r>
         <w:rPr>
-          <w:rFonts w:ascii="Garamond" w:hAnsi="Garamond" w:cs="Times New Roman (Corps CS)"/>
+          <w:rFonts w:ascii="Brill" w:hAnsi="Brill" w:cs="Times New Roman (Corps CS)"/>
           <w:color w:val="FF0000"/>
           <w:kern w:val="2"/>
           <w:lang w:val="es-ES"/>
@@ -2126,7 +1524,7 @@
       </w:r>
       <w:r>
         <w:rPr>
-          <w:rFonts w:ascii="Garamond" w:hAnsi="Garamond" w:cs="Times New Roman (Corps CS)"/>
+          <w:rFonts w:ascii="Brill" w:hAnsi="Brill" w:cs="Times New Roman (Corps CS)"/>
           <w:color w:val="FF0000"/>
           <w:kern w:val="2"/>
           <w14:ligatures w14:val="standardContextual"/>
@@ -2135,7 +1533,7 @@
       </w:r>
       <w:r>
         <w:rPr>
-          <w:rFonts w:ascii="Garamond" w:hAnsi="Garamond" w:cs="Times New Roman (Corps CS)"/>
+          <w:rFonts w:ascii="Brill" w:hAnsi="Brill" w:cs="Times New Roman (Corps CS)"/>
           <w:color w:val="FF0000"/>
           <w:kern w:val="2"/>
           <w:lang w:val="es-ES"/>
@@ -2145,7 +1543,7 @@
       </w:r>
       <w:r>
         <w:rPr>
-          <w:rFonts w:ascii="Garamond" w:hAnsi="Garamond" w:cs="Times New Roman (Corps CS)"/>
+          <w:rFonts w:ascii="Brill" w:hAnsi="Brill" w:cs="Times New Roman (Corps CS)"/>
           <w:color w:val="FF0000"/>
           <w:kern w:val="2"/>
           <w14:ligatures w14:val="standardContextual"/>
@@ -2154,7 +1552,7 @@
       </w:r>
       <w:r>
         <w:rPr>
-          <w:rFonts w:ascii="Garamond" w:hAnsi="Garamond" w:cs="Times New Roman (Corps CS)"/>
+          <w:rFonts w:ascii="Brill" w:hAnsi="Brill" w:cs="Times New Roman (Corps CS)"/>
           <w:color w:val="FF0000"/>
           <w:kern w:val="2"/>
           <w:lang w:val="es-ES"/>
@@ -2164,7 +1562,7 @@
       </w:r>
       <w:r>
         <w:rPr>
-          <w:rFonts w:ascii="Garamond" w:hAnsi="Garamond" w:cs="Times New Roman (Corps CS)"/>
+          <w:rFonts w:ascii="Brill" w:hAnsi="Brill" w:cs="Times New Roman (Corps CS)"/>
           <w:color w:val="FF0000"/>
           <w:kern w:val="2"/>
           <w14:ligatures w14:val="standardContextual"/>
@@ -2173,7 +1571,7 @@
       </w:r>
       <w:r>
         <w:rPr>
-          <w:rFonts w:ascii="Garamond" w:hAnsi="Garamond" w:cs="Times New Roman (Corps CS)"/>
+          <w:rFonts w:ascii="Brill" w:hAnsi="Brill" w:cs="Times New Roman (Corps CS)"/>
           <w:color w:val="FF0000"/>
           <w:kern w:val="2"/>
           <w:lang w:val="es-ES"/>
@@ -2183,7 +1581,7 @@
       </w:r>
       <w:r>
         <w:rPr>
-          <w:rFonts w:ascii="Garamond" w:hAnsi="Garamond" w:cs="Times New Roman (Corps CS)"/>
+          <w:rFonts w:ascii="Brill" w:hAnsi="Brill" w:cs="Times New Roman (Corps CS)"/>
           <w:color w:val="FF0000"/>
           <w:kern w:val="2"/>
           <w14:ligatures w14:val="standardContextual"/>
@@ -2192,7 +1590,7 @@
       </w:r>
       <w:r>
         <w:rPr>
-          <w:rFonts w:ascii="Garamond" w:hAnsi="Garamond" w:cs="Times New Roman (Corps CS)"/>
+          <w:rFonts w:ascii="Brill" w:hAnsi="Brill" w:cs="Times New Roman (Corps CS)"/>
           <w:color w:val="FF0000"/>
           <w:kern w:val="2"/>
           <w:lang w:val="es-ES"/>
@@ -2202,7 +1600,7 @@
       </w:r>
       <w:r>
         <w:rPr>
-          <w:rFonts w:ascii="Garamond" w:hAnsi="Garamond" w:cs="Times New Roman (Corps CS)"/>
+          <w:rFonts w:ascii="Brill" w:hAnsi="Brill" w:cs="Times New Roman (Corps CS)"/>
           <w:color w:val="FF0000"/>
           <w:kern w:val="2"/>
           <w14:ligatures w14:val="standardContextual"/>
